--- a/docs/AUREN-IOSCO-TechSprint-Presentation-BYOND-Asia.docx
+++ b/docs/AUREN-IOSCO-TechSprint-Presentation-BYOND-Asia.docx
@@ -4,24 +4,57 @@
   <w:body>
     <w:p>
       <w:pPr>
-        <w:spacing w:after="900"/>
+        <w:spacing w:after="820"/>
       </w:pPr>
     </w:p>
     <w:p>
       <w:pPr>
-        <w:spacing w:after="120" w:before="0" w:line="264"/>
+        <w:spacing w:after="60" w:before="0" w:line="264"/>
       </w:pPr>
       <w:r>
         <w:rPr>
           <w:rFonts w:ascii="Calibri" w:cs="Calibri" w:eastAsia="Calibri" w:hAnsi="Calibri"/>
           <w:b/>
           <w:bCs/>
-          <w:color w:val="7C6BC4"/>
+          <w:color w:val="6B6880"/>
           <w:spacing w:val="60"/>
-          <w:sz w:val="20"/>
-          <w:szCs w:val="20"/>
+          <w:sz w:val="17"/>
+          <w:szCs w:val="17"/>
         </w:rPr>
-        <w:t xml:space="preserve">BYOND ASIA</w:t>
+        <w:t xml:space="preserve">TEAM NAME</w:t>
+      </w:r>
+    </w:p>
+    <w:p>
+      <w:pPr>
+        <w:spacing w:after="260" w:before="0" w:line="264"/>
+      </w:pPr>
+      <w:r>
+        <w:rPr>
+          <w:rFonts w:ascii="Cambria" w:cs="Cambria" w:eastAsia="Cambria" w:hAnsi="Cambria"/>
+          <w:b/>
+          <w:bCs/>
+          <w:color w:val="1B1733"/>
+          <w:sz w:val="40"/>
+          <w:szCs w:val="40"/>
+        </w:rPr>
+        <w:t xml:space="preserve">BYOND Asia</w:t>
+      </w:r>
+    </w:p>
+    <w:p>
+      <w:pPr>
+        <w:spacing w:after="60" w:before="0" w:line="264"/>
+      </w:pPr>
+      <w:r>
+        <w:rPr>
+          <w:rFonts w:ascii="Calibri" w:cs="Calibri" w:eastAsia="Calibri" w:hAnsi="Calibri"/>
+          <w:b/>
+          <w:bCs/>
+          <w:color w:val="6B6880"/>
+          <w:spacing w:val="60"/>
+          <w:sz w:val="17"/>
+          <w:szCs w:val="17"/>
+        </w:rPr>
+        <w:t xml:space="preserve">SOLUTION NAME</w:t>
       </w:r>
     </w:p>
     <w:p>
@@ -35,8 +68,8 @@
           <w:bCs/>
           <w:color w:val="1B1733"/>
           <w:spacing w:val="20"/>
-          <w:sz w:val="90"/>
-          <w:szCs w:val="90"/>
+          <w:sz w:val="88"/>
+          <w:szCs w:val="88"/>
         </w:rPr>
         <w:t xml:space="preserve">AUREN</w:t>
       </w:r>
@@ -51,22 +84,22 @@
           <w:i/>
           <w:iCs/>
           <w:color w:val="5A4A96"/>
-          <w:sz w:val="34"/>
-          <w:szCs w:val="34"/>
+          <w:sz w:val="32"/>
+          <w:szCs w:val="32"/>
         </w:rPr>
         <w:t xml:space="preserve">Rehearse the moment. Not the warning.</w:t>
       </w:r>
     </w:p>
     <w:p>
       <w:pPr>
-        <w:spacing w:after="340" w:before="0" w:line="264"/>
+        <w:spacing w:after="320" w:before="0" w:line="264"/>
       </w:pPr>
       <w:r>
         <w:rPr>
           <w:rFonts w:ascii="Calibri" w:cs="Calibri" w:eastAsia="Calibri" w:hAnsi="Calibri"/>
           <w:color w:val="2A2447"/>
-          <w:sz w:val="24"/>
-          <w:szCs w:val="24"/>
+          <w:sz w:val="23"/>
+          <w:szCs w:val="23"/>
         </w:rPr>
         <w:t xml:space="preserve">A governed interview engine that measures scam resistance as behaviour under pressure — and binds every finding to the investor's own words.</w:t>
       </w:r>
@@ -92,7 +125,7 @@
             <w:tcW w:type="dxa" w:w="15130"/>
             <w:shd w:fill="FFFFFF" w:val="clear"/>
             <w:tcMar>
-              <w:top w:type="dxa" w:w="200"/>
+              <w:top w:type="dxa" w:w="190"/>
               <w:left w:type="dxa" w:w="0"/>
               <w:bottom w:type="dxa" w:w="0"/>
               <w:right w:type="dxa" w:w="190"/>
@@ -101,38 +134,36 @@
           </w:tcPr>
           <w:p>
             <w:pPr>
-              <w:spacing w:after="110" w:before="0" w:line="264"/>
-            </w:pPr>
-            <w:r>
-              <w:rPr>
-                <w:rFonts w:ascii="Calibri" w:cs="Calibri" w:eastAsia="Calibri" w:hAnsi="Calibri"/>
-                <w:b/>
-                <w:bCs/>
+              <w:spacing w:after="100" w:before="0" w:line="264"/>
+            </w:pPr>
+            <w:r>
+              <w:rPr>
+                <w:rFonts w:ascii="Calibri" w:cs="Calibri" w:eastAsia="Calibri" w:hAnsi="Calibri"/>
+                <w:b/>
+                <w:bCs/>
+                <w:color w:val="5A4A96"/>
+                <w:sz w:val="23"/>
+                <w:szCs w:val="23"/>
+              </w:rPr>
+              <w:t xml:space="preserve">AUREN is powered by HoloMe</w:t>
+            </w:r>
+            <w:r>
+              <w:rPr>
+                <w:rFonts w:ascii="Calibri" w:cs="Calibri" w:eastAsia="Calibri" w:hAnsi="Calibri"/>
+                <w:color w:val="D5D1E4"/>
+                <w:sz w:val="23"/>
+                <w:szCs w:val="23"/>
+              </w:rPr>
+              <w:t xml:space="preserve">     ·     </w:t>
+            </w:r>
+            <w:r>
+              <w:rPr>
+                <w:rFonts w:ascii="Calibri" w:cs="Calibri" w:eastAsia="Calibri" w:hAnsi="Calibri"/>
                 <w:color w:val="1B1733"/>
-                <w:sz w:val="24"/>
-                <w:szCs w:val="24"/>
-              </w:rPr>
-              <w:t xml:space="preserve">Presented by BYOND Asia</w:t>
-            </w:r>
-            <w:r>
-              <w:rPr>
-                <w:rFonts w:ascii="Calibri" w:cs="Calibri" w:eastAsia="Calibri" w:hAnsi="Calibri"/>
-                <w:color w:val="D5D1E4"/>
-                <w:sz w:val="24"/>
-                <w:szCs w:val="24"/>
-              </w:rPr>
-              <w:t xml:space="preserve">     ·     </w:t>
-            </w:r>
-            <w:r>
-              <w:rPr>
-                <w:rFonts w:ascii="Calibri" w:cs="Calibri" w:eastAsia="Calibri" w:hAnsi="Calibri"/>
-                <w:b/>
-                <w:bCs/>
-                <w:color w:val="5A4A96"/>
-                <w:sz w:val="24"/>
-                <w:szCs w:val="24"/>
-              </w:rPr>
-              <w:t xml:space="preserve">AUREN is powered by HoloMe</w:t>
+                <w:sz w:val="23"/>
+                <w:szCs w:val="23"/>
+              </w:rPr>
+              <w:t xml:space="preserve">IOSCO TechSprint 2026  ·  Demo Day</w:t>
             </w:r>
           </w:p>
           <w:p>
@@ -143,10 +174,10 @@
               <w:rPr>
                 <w:rFonts w:ascii="Calibri" w:cs="Calibri" w:eastAsia="Calibri" w:hAnsi="Calibri"/>
                 <w:color w:val="6B6880"/>
-                <w:sz w:val="20"/>
-                <w:szCs w:val="20"/>
-              </w:rPr>
-              <w:t xml:space="preserve">IOSCO TechSprint 2026  ·  Demo Day  ·  7-minute presentation and 3 minutes of questions</w:t>
+                <w:sz w:val="19"/>
+                <w:szCs w:val="19"/>
+              </w:rPr>
+              <w:t xml:space="preserve">Structured to the IOSCO slide-deck guidance · 7-minute presentation and 3 minutes of questions</w:t>
             </w:r>
           </w:p>
         </w:tc>
@@ -175,7 +206,7 @@
           <w:sz w:val="17"/>
           <w:szCs w:val="17"/>
         </w:rPr>
-        <w:t xml:space="preserve">RUNNING ORDER</w:t>
+        <w:t xml:space="preserve">FRONT MATTER</w:t>
       </w:r>
       <w:r>
         <w:rPr>
@@ -187,7 +218,7 @@
           <w:sz w:val="17"/>
           <w:szCs w:val="17"/>
         </w:rPr>
-        <w:t xml:space="preserve">	7 MINUTES + 3 MINUTES Q&amp;A</w:t>
+        <w:t xml:space="preserve">	NOT PRESENTED</w:t>
       </w:r>
     </w:p>
     <w:p>
@@ -203,21 +234,28 @@
           <w:sz w:val="40"/>
           <w:szCs w:val="40"/>
         </w:rPr>
-        <w:t xml:space="preserve">How this presentation is built.</w:t>
+        <w:t xml:space="preserve">How this follows the guidance.</w:t>
       </w:r>
     </w:p>
     <w:p>
       <w:pPr>
-        <w:spacing w:after="220" w:before="0" w:line="264"/>
+        <w:spacing w:after="200" w:before="0" w:line="264"/>
       </w:pPr>
       <w:r>
         <w:rPr>
-          <w:rFonts w:ascii="Calibri" w:cs="Calibri" w:eastAsia="Calibri" w:hAnsi="Calibri"/>
-          <w:color w:val="2A2447"/>
           <w:sz w:val="21"/>
           <w:szCs w:val="21"/>
         </w:rPr>
-        <w:t xml:space="preserve">Structured to the FCA AI Lab's recommended presentation format for IOSCO TechSprint Demo Day. Every section below carries its allocated time; the four appendix pages are held back for questions and are not presented.</w:t>
+        <w:t xml:space="preserve">The IOSCO template supplies nine sections and says, in its own words, that “the style, design, content, structure, and flow of your team's presentation is up to you.” </w:t>
+      </w:r>
+      <w:r>
+        <w:rPr>
+          <w:b/>
+          <w:bCs/>
+          <w:sz w:val="21"/>
+          <w:szCs w:val="21"/>
+        </w:rPr>
+        <w:t xml:space="preserve">So we have kept their section names and their order exactly, and layered the FCA AI Lab's seven-minute running order on top of them.</w:t>
       </w:r>
     </w:p>
     <w:tbl>
@@ -233,10 +271,10 @@
         </w:tblBorders>
       </w:tblPr>
       <w:tblGrid>
-        <w:gridCol w:w="700"/>
-        <w:gridCol w:w="3600"/>
-        <w:gridCol w:w="1900"/>
-        <w:gridCol w:w="8930"/>
+        <w:gridCol w:w="3000"/>
+        <w:gridCol w:w="1400"/>
+        <w:gridCol w:w="1500"/>
+        <w:gridCol w:w="9230"/>
       </w:tblGrid>
       <w:tr>
         <w:trPr>
@@ -244,7 +282,7 @@
         </w:trPr>
         <w:tc>
           <w:tcPr>
-            <w:tcW w:type="dxa" w:w="700"/>
+            <w:tcW w:type="dxa" w:w="3000"/>
             <w:shd w:fill="EDEAF7" w:val="clear"/>
             <w:tcMar>
               <w:top w:type="dxa" w:w="110"/>
@@ -267,13 +305,13 @@
                 <w:sz w:val="18"/>
                 <w:szCs w:val="18"/>
               </w:rPr>
-              <w:t xml:space="preserve">#</w:t>
-            </w:r>
-          </w:p>
-        </w:tc>
-        <w:tc>
-          <w:tcPr>
-            <w:tcW w:type="dxa" w:w="3600"/>
+              <w:t xml:space="preserve">IOSCO section</w:t>
+            </w:r>
+          </w:p>
+        </w:tc>
+        <w:tc>
+          <w:tcPr>
+            <w:tcW w:type="dxa" w:w="1400"/>
             <w:shd w:fill="EDEAF7" w:val="clear"/>
             <w:tcMar>
               <w:top w:type="dxa" w:w="110"/>
@@ -296,13 +334,13 @@
                 <w:sz w:val="18"/>
                 <w:szCs w:val="18"/>
               </w:rPr>
-              <w:t xml:space="preserve">Section</w:t>
-            </w:r>
-          </w:p>
-        </w:tc>
-        <w:tc>
-          <w:tcPr>
-            <w:tcW w:type="dxa" w:w="1900"/>
+              <w:t xml:space="preserve">Slide</w:t>
+            </w:r>
+          </w:p>
+        </w:tc>
+        <w:tc>
+          <w:tcPr>
+            <w:tcW w:type="dxa" w:w="1500"/>
             <w:shd w:fill="EDEAF7" w:val="clear"/>
             <w:tcMar>
               <w:top w:type="dxa" w:w="110"/>
@@ -331,7 +369,7 @@
         </w:tc>
         <w:tc>
           <w:tcPr>
-            <w:tcW w:type="dxa" w:w="8930"/>
+            <w:tcW w:type="dxa" w:w="9230"/>
             <w:shd w:fill="EDEAF7" w:val="clear"/>
             <w:tcMar>
               <w:top w:type="dxa" w:w="110"/>
@@ -362,12 +400,41 @@
       <w:tr>
         <w:tc>
           <w:tcPr>
-            <w:tcW w:type="dxa" w:w="700"/>
+            <w:tcW w:type="dxa" w:w="3000"/>
             <w:shd w:fill="F7F5FC" w:val="clear"/>
             <w:tcMar>
-              <w:top w:type="dxa" w:w="110"/>
-              <w:left w:type="dxa" w:w="190"/>
-              <w:bottom w:type="dxa" w:w="110"/>
+              <w:top w:type="dxa" w:w="105"/>
+              <w:left w:type="dxa" w:w="190"/>
+              <w:bottom w:type="dxa" w:w="105"/>
+              <w:right w:type="dxa" w:w="190"/>
+            </w:tcMar>
+            <w:vAlign w:val="top"/>
+          </w:tcPr>
+          <w:p>
+            <w:pPr>
+              <w:spacing w:after="0" w:before="0" w:line="264"/>
+            </w:pPr>
+            <w:r>
+              <w:rPr>
+                <w:rFonts w:ascii="Calibri" w:cs="Calibri" w:eastAsia="Calibri" w:hAnsi="Calibri"/>
+                <w:b/>
+                <w:bCs/>
+                <w:color w:val="1B1733"/>
+                <w:sz w:val="20"/>
+                <w:szCs w:val="20"/>
+              </w:rPr>
+              <w:t xml:space="preserve">Title</w:t>
+            </w:r>
+          </w:p>
+        </w:tc>
+        <w:tc>
+          <w:tcPr>
+            <w:tcW w:type="dxa" w:w="1400"/>
+            <w:shd w:fill="F7F5FC" w:val="clear"/>
+            <w:tcMar>
+              <w:top w:type="dxa" w:w="105"/>
+              <w:left w:type="dxa" w:w="190"/>
+              <w:bottom w:type="dxa" w:w="105"/>
               <w:right w:type="dxa" w:w="190"/>
             </w:tcMar>
             <w:vAlign w:val="top"/>
@@ -391,41 +458,12 @@
         </w:tc>
         <w:tc>
           <w:tcPr>
-            <w:tcW w:type="dxa" w:w="3600"/>
+            <w:tcW w:type="dxa" w:w="1500"/>
             <w:shd w:fill="F7F5FC" w:val="clear"/>
             <w:tcMar>
-              <w:top w:type="dxa" w:w="110"/>
-              <w:left w:type="dxa" w:w="190"/>
-              <w:bottom w:type="dxa" w:w="110"/>
-              <w:right w:type="dxa" w:w="190"/>
-            </w:tcMar>
-            <w:vAlign w:val="top"/>
-          </w:tcPr>
-          <w:p>
-            <w:pPr>
-              <w:spacing w:after="0" w:before="0" w:line="264"/>
-            </w:pPr>
-            <w:r>
-              <w:rPr>
-                <w:rFonts w:ascii="Calibri" w:cs="Calibri" w:eastAsia="Calibri" w:hAnsi="Calibri"/>
-                <w:b/>
-                <w:bCs/>
-                <w:color w:val="1B1733"/>
-                <w:sz w:val="20"/>
-                <w:szCs w:val="20"/>
-              </w:rPr>
-              <w:t xml:space="preserve">Introduction</w:t>
-            </w:r>
-          </w:p>
-        </w:tc>
-        <w:tc>
-          <w:tcPr>
-            <w:tcW w:type="dxa" w:w="1900"/>
-            <w:shd w:fill="F7F5FC" w:val="clear"/>
-            <w:tcMar>
-              <w:top w:type="dxa" w:w="110"/>
-              <w:left w:type="dxa" w:w="190"/>
-              <w:bottom w:type="dxa" w:w="110"/>
+              <w:top w:type="dxa" w:w="105"/>
+              <w:left w:type="dxa" w:w="190"/>
+              <w:bottom w:type="dxa" w:w="105"/>
               <w:right w:type="dxa" w:w="190"/>
             </w:tcMar>
             <w:vAlign w:val="top"/>
@@ -443,18 +481,18 @@
                 <w:sz w:val="19"/>
                 <w:szCs w:val="19"/>
               </w:rPr>
-              <w:t xml:space="preserve">45 sec</w:t>
-            </w:r>
-          </w:p>
-        </w:tc>
-        <w:tc>
-          <w:tcPr>
-            <w:tcW w:type="dxa" w:w="8930"/>
+              <w:t xml:space="preserve">—</w:t>
+            </w:r>
+          </w:p>
+        </w:tc>
+        <w:tc>
+          <w:tcPr>
+            <w:tcW w:type="dxa" w:w="9230"/>
             <w:shd w:fill="F7F5FC" w:val="clear"/>
             <w:tcMar>
-              <w:top w:type="dxa" w:w="110"/>
-              <w:left w:type="dxa" w:w="190"/>
-              <w:bottom w:type="dxa" w:w="110"/>
+              <w:top w:type="dxa" w:w="105"/>
+              <w:left w:type="dxa" w:w="190"/>
+              <w:bottom w:type="dxa" w:w="105"/>
               <w:right w:type="dxa" w:w="190"/>
             </w:tcMar>
             <w:vAlign w:val="top"/>
@@ -470,7 +508,7 @@
                 <w:sz w:val="19"/>
                 <w:szCs w:val="19"/>
               </w:rPr>
-              <w:t xml:space="preserve">The gap is not knowledge. It is behaviour under pressure.</w:t>
+              <w:t xml:space="preserve">Team and solution named, and nothing else. No company history — you do not have the seconds.</w:t>
             </w:r>
           </w:p>
         </w:tc>
@@ -478,12 +516,41 @@
       <w:tr>
         <w:tc>
           <w:tcPr>
-            <w:tcW w:type="dxa" w:w="700"/>
+            <w:tcW w:type="dxa" w:w="3000"/>
             <w:shd w:fill="FFFFFF" w:val="clear"/>
             <w:tcMar>
-              <w:top w:type="dxa" w:w="110"/>
-              <w:left w:type="dxa" w:w="190"/>
-              <w:bottom w:type="dxa" w:w="110"/>
+              <w:top w:type="dxa" w:w="105"/>
+              <w:left w:type="dxa" w:w="190"/>
+              <w:bottom w:type="dxa" w:w="105"/>
+              <w:right w:type="dxa" w:w="190"/>
+            </w:tcMar>
+            <w:vAlign w:val="top"/>
+          </w:tcPr>
+          <w:p>
+            <w:pPr>
+              <w:spacing w:after="0" w:before="0" w:line="264"/>
+            </w:pPr>
+            <w:r>
+              <w:rPr>
+                <w:rFonts w:ascii="Calibri" w:cs="Calibri" w:eastAsia="Calibri" w:hAnsi="Calibri"/>
+                <w:b/>
+                <w:bCs/>
+                <w:color w:val="1B1733"/>
+                <w:sz w:val="20"/>
+                <w:szCs w:val="20"/>
+              </w:rPr>
+              <w:t xml:space="preserve">Introduction</w:t>
+            </w:r>
+          </w:p>
+        </w:tc>
+        <w:tc>
+          <w:tcPr>
+            <w:tcW w:type="dxa" w:w="1400"/>
+            <w:shd w:fill="FFFFFF" w:val="clear"/>
+            <w:tcMar>
+              <w:top w:type="dxa" w:w="105"/>
+              <w:left w:type="dxa" w:w="190"/>
+              <w:bottom w:type="dxa" w:w="105"/>
               <w:right w:type="dxa" w:w="190"/>
             </w:tcMar>
             <w:vAlign w:val="top"/>
@@ -507,41 +574,12 @@
         </w:tc>
         <w:tc>
           <w:tcPr>
-            <w:tcW w:type="dxa" w:w="3600"/>
+            <w:tcW w:type="dxa" w:w="1500"/>
             <w:shd w:fill="FFFFFF" w:val="clear"/>
             <w:tcMar>
-              <w:top w:type="dxa" w:w="110"/>
-              <w:left w:type="dxa" w:w="190"/>
-              <w:bottom w:type="dxa" w:w="110"/>
-              <w:right w:type="dxa" w:w="190"/>
-            </w:tcMar>
-            <w:vAlign w:val="top"/>
-          </w:tcPr>
-          <w:p>
-            <w:pPr>
-              <w:spacing w:after="0" w:before="0" w:line="264"/>
-            </w:pPr>
-            <w:r>
-              <w:rPr>
-                <w:rFonts w:ascii="Calibri" w:cs="Calibri" w:eastAsia="Calibri" w:hAnsi="Calibri"/>
-                <w:b/>
-                <w:bCs/>
-                <w:color w:val="1B1733"/>
-                <w:sz w:val="20"/>
-                <w:szCs w:val="20"/>
-              </w:rPr>
-              <w:t xml:space="preserve">Solution summary</w:t>
-            </w:r>
-          </w:p>
-        </w:tc>
-        <w:tc>
-          <w:tcPr>
-            <w:tcW w:type="dxa" w:w="1900"/>
-            <w:shd w:fill="FFFFFF" w:val="clear"/>
-            <w:tcMar>
-              <w:top w:type="dxa" w:w="110"/>
-              <w:left w:type="dxa" w:w="190"/>
-              <w:bottom w:type="dxa" w:w="110"/>
+              <w:top w:type="dxa" w:w="105"/>
+              <w:left w:type="dxa" w:w="190"/>
+              <w:bottom w:type="dxa" w:w="105"/>
               <w:right w:type="dxa" w:w="190"/>
             </w:tcMar>
             <w:vAlign w:val="top"/>
@@ -559,18 +597,18 @@
                 <w:sz w:val="19"/>
                 <w:szCs w:val="19"/>
               </w:rPr>
-              <w:t xml:space="preserve">30 sec</w:t>
-            </w:r>
-          </w:p>
-        </w:tc>
-        <w:tc>
-          <w:tcPr>
-            <w:tcW w:type="dxa" w:w="8930"/>
+              <w:t xml:space="preserve">45 sec</w:t>
+            </w:r>
+          </w:p>
+        </w:tc>
+        <w:tc>
+          <w:tcPr>
+            <w:tcW w:type="dxa" w:w="9230"/>
             <w:shd w:fill="FFFFFF" w:val="clear"/>
             <w:tcMar>
-              <w:top w:type="dxa" w:w="110"/>
-              <w:left w:type="dxa" w:w="190"/>
-              <w:bottom w:type="dxa" w:w="110"/>
+              <w:top w:type="dxa" w:w="105"/>
+              <w:left w:type="dxa" w:w="190"/>
+              <w:bottom w:type="dxa" w:w="105"/>
               <w:right w:type="dxa" w:w="190"/>
             </w:tcMar>
             <w:vAlign w:val="top"/>
@@ -586,7 +624,7 @@
                 <w:sz w:val="19"/>
                 <w:szCs w:val="19"/>
               </w:rPr>
-              <w:t xml:space="preserve">The output is a record, not a score.</w:t>
+              <w:t xml:space="preserve">The gap is not knowledge. It is behaviour under pressure.</w:t>
             </w:r>
           </w:p>
         </w:tc>
@@ -594,12 +632,41 @@
       <w:tr>
         <w:tc>
           <w:tcPr>
-            <w:tcW w:type="dxa" w:w="700"/>
+            <w:tcW w:type="dxa" w:w="3000"/>
             <w:shd w:fill="F7F5FC" w:val="clear"/>
             <w:tcMar>
-              <w:top w:type="dxa" w:w="110"/>
-              <w:left w:type="dxa" w:w="190"/>
-              <w:bottom w:type="dxa" w:w="110"/>
+              <w:top w:type="dxa" w:w="105"/>
+              <w:left w:type="dxa" w:w="190"/>
+              <w:bottom w:type="dxa" w:w="105"/>
+              <w:right w:type="dxa" w:w="190"/>
+            </w:tcMar>
+            <w:vAlign w:val="top"/>
+          </w:tcPr>
+          <w:p>
+            <w:pPr>
+              <w:spacing w:after="0" w:before="0" w:line="264"/>
+            </w:pPr>
+            <w:r>
+              <w:rPr>
+                <w:rFonts w:ascii="Calibri" w:cs="Calibri" w:eastAsia="Calibri" w:hAnsi="Calibri"/>
+                <w:b/>
+                <w:bCs/>
+                <w:color w:val="1B1733"/>
+                <w:sz w:val="20"/>
+                <w:szCs w:val="20"/>
+              </w:rPr>
+              <w:t xml:space="preserve">Solution summary</w:t>
+            </w:r>
+          </w:p>
+        </w:tc>
+        <w:tc>
+          <w:tcPr>
+            <w:tcW w:type="dxa" w:w="1400"/>
+            <w:shd w:fill="F7F5FC" w:val="clear"/>
+            <w:tcMar>
+              <w:top w:type="dxa" w:w="105"/>
+              <w:left w:type="dxa" w:w="190"/>
+              <w:bottom w:type="dxa" w:w="105"/>
               <w:right w:type="dxa" w:w="190"/>
             </w:tcMar>
             <w:vAlign w:val="top"/>
@@ -623,41 +690,12 @@
         </w:tc>
         <w:tc>
           <w:tcPr>
-            <w:tcW w:type="dxa" w:w="3600"/>
+            <w:tcW w:type="dxa" w:w="1500"/>
             <w:shd w:fill="F7F5FC" w:val="clear"/>
             <w:tcMar>
-              <w:top w:type="dxa" w:w="110"/>
-              <w:left w:type="dxa" w:w="190"/>
-              <w:bottom w:type="dxa" w:w="110"/>
-              <w:right w:type="dxa" w:w="190"/>
-            </w:tcMar>
-            <w:vAlign w:val="top"/>
-          </w:tcPr>
-          <w:p>
-            <w:pPr>
-              <w:spacing w:after="0" w:before="0" w:line="264"/>
-            </w:pPr>
-            <w:r>
-              <w:rPr>
-                <w:rFonts w:ascii="Calibri" w:cs="Calibri" w:eastAsia="Calibri" w:hAnsi="Calibri"/>
-                <w:b/>
-                <w:bCs/>
-                <w:color w:val="1B1733"/>
-                <w:sz w:val="20"/>
-                <w:szCs w:val="20"/>
-              </w:rPr>
-              <w:t xml:space="preserve">Solution details</w:t>
-            </w:r>
-          </w:p>
-        </w:tc>
-        <w:tc>
-          <w:tcPr>
-            <w:tcW w:type="dxa" w:w="1900"/>
-            <w:shd w:fill="F7F5FC" w:val="clear"/>
-            <w:tcMar>
-              <w:top w:type="dxa" w:w="110"/>
-              <w:left w:type="dxa" w:w="190"/>
-              <w:bottom w:type="dxa" w:w="110"/>
+              <w:top w:type="dxa" w:w="105"/>
+              <w:left w:type="dxa" w:w="190"/>
+              <w:bottom w:type="dxa" w:w="105"/>
               <w:right w:type="dxa" w:w="190"/>
             </w:tcMar>
             <w:vAlign w:val="top"/>
@@ -675,18 +713,18 @@
                 <w:sz w:val="19"/>
                 <w:szCs w:val="19"/>
               </w:rPr>
-              <w:t xml:space="preserve">45 sec</w:t>
-            </w:r>
-          </w:p>
-        </w:tc>
-        <w:tc>
-          <w:tcPr>
-            <w:tcW w:type="dxa" w:w="8930"/>
+              <w:t xml:space="preserve">30 sec</w:t>
+            </w:r>
+          </w:p>
+        </w:tc>
+        <w:tc>
+          <w:tcPr>
+            <w:tcW w:type="dxa" w:w="9230"/>
             <w:shd w:fill="F7F5FC" w:val="clear"/>
             <w:tcMar>
-              <w:top w:type="dxa" w:w="110"/>
-              <w:left w:type="dxa" w:w="190"/>
-              <w:bottom w:type="dxa" w:w="110"/>
+              <w:top w:type="dxa" w:w="105"/>
+              <w:left w:type="dxa" w:w="190"/>
+              <w:bottom w:type="dxa" w:w="105"/>
               <w:right w:type="dxa" w:w="190"/>
             </w:tcMar>
             <w:vAlign w:val="top"/>
@@ -702,7 +740,7 @@
                 <w:sz w:val="19"/>
                 <w:szCs w:val="19"/>
               </w:rPr>
-              <w:t xml:space="preserve">Every sentence the system speaks was approved before the session started.</w:t>
+              <w:t xml:space="preserve">The output is a record, not a score.</w:t>
             </w:r>
           </w:p>
         </w:tc>
@@ -710,12 +748,41 @@
       <w:tr>
         <w:tc>
           <w:tcPr>
-            <w:tcW w:type="dxa" w:w="700"/>
+            <w:tcW w:type="dxa" w:w="3000"/>
             <w:shd w:fill="FFFFFF" w:val="clear"/>
             <w:tcMar>
-              <w:top w:type="dxa" w:w="110"/>
-              <w:left w:type="dxa" w:w="190"/>
-              <w:bottom w:type="dxa" w:w="110"/>
+              <w:top w:type="dxa" w:w="105"/>
+              <w:left w:type="dxa" w:w="190"/>
+              <w:bottom w:type="dxa" w:w="105"/>
+              <w:right w:type="dxa" w:w="190"/>
+            </w:tcMar>
+            <w:vAlign w:val="top"/>
+          </w:tcPr>
+          <w:p>
+            <w:pPr>
+              <w:spacing w:after="0" w:before="0" w:line="264"/>
+            </w:pPr>
+            <w:r>
+              <w:rPr>
+                <w:rFonts w:ascii="Calibri" w:cs="Calibri" w:eastAsia="Calibri" w:hAnsi="Calibri"/>
+                <w:b/>
+                <w:bCs/>
+                <w:color w:val="1B1733"/>
+                <w:sz w:val="20"/>
+                <w:szCs w:val="20"/>
+              </w:rPr>
+              <w:t xml:space="preserve">Solution detail</w:t>
+            </w:r>
+          </w:p>
+        </w:tc>
+        <w:tc>
+          <w:tcPr>
+            <w:tcW w:type="dxa" w:w="1400"/>
+            <w:shd w:fill="FFFFFF" w:val="clear"/>
+            <w:tcMar>
+              <w:top w:type="dxa" w:w="105"/>
+              <w:left w:type="dxa" w:w="190"/>
+              <w:bottom w:type="dxa" w:w="105"/>
               <w:right w:type="dxa" w:w="190"/>
             </w:tcMar>
             <w:vAlign w:val="top"/>
@@ -739,41 +806,12 @@
         </w:tc>
         <w:tc>
           <w:tcPr>
-            <w:tcW w:type="dxa" w:w="3600"/>
+            <w:tcW w:type="dxa" w:w="1500"/>
             <w:shd w:fill="FFFFFF" w:val="clear"/>
             <w:tcMar>
-              <w:top w:type="dxa" w:w="110"/>
-              <w:left w:type="dxa" w:w="190"/>
-              <w:bottom w:type="dxa" w:w="110"/>
-              <w:right w:type="dxa" w:w="190"/>
-            </w:tcMar>
-            <w:vAlign w:val="top"/>
-          </w:tcPr>
-          <w:p>
-            <w:pPr>
-              <w:spacing w:after="0" w:before="0" w:line="264"/>
-            </w:pPr>
-            <w:r>
-              <w:rPr>
-                <w:rFonts w:ascii="Calibri" w:cs="Calibri" w:eastAsia="Calibri" w:hAnsi="Calibri"/>
-                <w:b/>
-                <w:bCs/>
-                <w:color w:val="1B1733"/>
-                <w:sz w:val="20"/>
-                <w:szCs w:val="20"/>
-              </w:rPr>
-              <w:t xml:space="preserve">Demo</w:t>
-            </w:r>
-          </w:p>
-        </w:tc>
-        <w:tc>
-          <w:tcPr>
-            <w:tcW w:type="dxa" w:w="1900"/>
-            <w:shd w:fill="FFFFFF" w:val="clear"/>
-            <w:tcMar>
-              <w:top w:type="dxa" w:w="110"/>
-              <w:left w:type="dxa" w:w="190"/>
-              <w:bottom w:type="dxa" w:w="110"/>
+              <w:top w:type="dxa" w:w="105"/>
+              <w:left w:type="dxa" w:w="190"/>
+              <w:bottom w:type="dxa" w:w="105"/>
               <w:right w:type="dxa" w:w="190"/>
             </w:tcMar>
             <w:vAlign w:val="top"/>
@@ -791,18 +829,18 @@
                 <w:sz w:val="19"/>
                 <w:szCs w:val="19"/>
               </w:rPr>
-              <w:t xml:space="preserve">2 min</w:t>
-            </w:r>
-          </w:p>
-        </w:tc>
-        <w:tc>
-          <w:tcPr>
-            <w:tcW w:type="dxa" w:w="8930"/>
+              <w:t xml:space="preserve">45 sec</w:t>
+            </w:r>
+          </w:p>
+        </w:tc>
+        <w:tc>
+          <w:tcPr>
+            <w:tcW w:type="dxa" w:w="9230"/>
             <w:shd w:fill="FFFFFF" w:val="clear"/>
             <w:tcMar>
-              <w:top w:type="dxa" w:w="110"/>
-              <w:left w:type="dxa" w:w="190"/>
-              <w:bottom w:type="dxa" w:w="110"/>
+              <w:top w:type="dxa" w:w="105"/>
+              <w:left w:type="dxa" w:w="190"/>
+              <w:bottom w:type="dxa" w:w="105"/>
               <w:right w:type="dxa" w:w="190"/>
             </w:tcMar>
             <w:vAlign w:val="top"/>
@@ -818,7 +856,7 @@
                 <w:sz w:val="19"/>
                 <w:szCs w:val="19"/>
               </w:rPr>
-              <w:t xml:space="preserve">Show it. Do not narrate it.</w:t>
+              <w:t xml:space="preserve">Every sentence the system speaks was approved before the session started.</w:t>
             </w:r>
           </w:p>
         </w:tc>
@@ -826,12 +864,41 @@
       <w:tr>
         <w:tc>
           <w:tcPr>
-            <w:tcW w:type="dxa" w:w="700"/>
+            <w:tcW w:type="dxa" w:w="3000"/>
             <w:shd w:fill="F7F5FC" w:val="clear"/>
             <w:tcMar>
-              <w:top w:type="dxa" w:w="110"/>
-              <w:left w:type="dxa" w:w="190"/>
-              <w:bottom w:type="dxa" w:w="110"/>
+              <w:top w:type="dxa" w:w="105"/>
+              <w:left w:type="dxa" w:w="190"/>
+              <w:bottom w:type="dxa" w:w="105"/>
+              <w:right w:type="dxa" w:w="190"/>
+            </w:tcMar>
+            <w:vAlign w:val="top"/>
+          </w:tcPr>
+          <w:p>
+            <w:pPr>
+              <w:spacing w:after="0" w:before="0" w:line="264"/>
+            </w:pPr>
+            <w:r>
+              <w:rPr>
+                <w:rFonts w:ascii="Calibri" w:cs="Calibri" w:eastAsia="Calibri" w:hAnsi="Calibri"/>
+                <w:b/>
+                <w:bCs/>
+                <w:color w:val="1B1733"/>
+                <w:sz w:val="20"/>
+                <w:szCs w:val="20"/>
+              </w:rPr>
+              <w:t xml:space="preserve">Demonstration</w:t>
+            </w:r>
+          </w:p>
+        </w:tc>
+        <w:tc>
+          <w:tcPr>
+            <w:tcW w:type="dxa" w:w="1400"/>
+            <w:shd w:fill="F7F5FC" w:val="clear"/>
+            <w:tcMar>
+              <w:top w:type="dxa" w:w="105"/>
+              <w:left w:type="dxa" w:w="190"/>
+              <w:bottom w:type="dxa" w:w="105"/>
               <w:right w:type="dxa" w:w="190"/>
             </w:tcMar>
             <w:vAlign w:val="top"/>
@@ -855,41 +922,12 @@
         </w:tc>
         <w:tc>
           <w:tcPr>
-            <w:tcW w:type="dxa" w:w="3600"/>
+            <w:tcW w:type="dxa" w:w="1500"/>
             <w:shd w:fill="F7F5FC" w:val="clear"/>
             <w:tcMar>
-              <w:top w:type="dxa" w:w="110"/>
-              <w:left w:type="dxa" w:w="190"/>
-              <w:bottom w:type="dxa" w:w="110"/>
-              <w:right w:type="dxa" w:w="190"/>
-            </w:tcMar>
-            <w:vAlign w:val="top"/>
-          </w:tcPr>
-          <w:p>
-            <w:pPr>
-              <w:spacing w:after="0" w:before="0" w:line="264"/>
-            </w:pPr>
-            <w:r>
-              <w:rPr>
-                <w:rFonts w:ascii="Calibri" w:cs="Calibri" w:eastAsia="Calibri" w:hAnsi="Calibri"/>
-                <w:b/>
-                <w:bCs/>
-                <w:color w:val="1B1733"/>
-                <w:sz w:val="20"/>
-                <w:szCs w:val="20"/>
-              </w:rPr>
-              <w:t xml:space="preserve">Evaluation</w:t>
-            </w:r>
-          </w:p>
-        </w:tc>
-        <w:tc>
-          <w:tcPr>
-            <w:tcW w:type="dxa" w:w="1900"/>
-            <w:shd w:fill="F7F5FC" w:val="clear"/>
-            <w:tcMar>
-              <w:top w:type="dxa" w:w="110"/>
-              <w:left w:type="dxa" w:w="190"/>
-              <w:bottom w:type="dxa" w:w="110"/>
+              <w:top w:type="dxa" w:w="105"/>
+              <w:left w:type="dxa" w:w="190"/>
+              <w:bottom w:type="dxa" w:w="105"/>
               <w:right w:type="dxa" w:w="190"/>
             </w:tcMar>
             <w:vAlign w:val="top"/>
@@ -907,18 +945,18 @@
                 <w:sz w:val="19"/>
                 <w:szCs w:val="19"/>
               </w:rPr>
-              <w:t xml:space="preserve">1 min 15</w:t>
-            </w:r>
-          </w:p>
-        </w:tc>
-        <w:tc>
-          <w:tcPr>
-            <w:tcW w:type="dxa" w:w="8930"/>
+              <w:t xml:space="preserve">2 min</w:t>
+            </w:r>
+          </w:p>
+        </w:tc>
+        <w:tc>
+          <w:tcPr>
+            <w:tcW w:type="dxa" w:w="9230"/>
             <w:shd w:fill="F7F5FC" w:val="clear"/>
             <w:tcMar>
-              <w:top w:type="dxa" w:w="110"/>
-              <w:left w:type="dxa" w:w="190"/>
-              <w:bottom w:type="dxa" w:w="110"/>
+              <w:top w:type="dxa" w:w="105"/>
+              <w:left w:type="dxa" w:w="190"/>
+              <w:bottom w:type="dxa" w:w="105"/>
               <w:right w:type="dxa" w:w="190"/>
             </w:tcMar>
             <w:vAlign w:val="top"/>
@@ -934,7 +972,7 @@
                 <w:sz w:val="19"/>
                 <w:szCs w:val="19"/>
               </w:rPr>
-              <w:t xml:space="preserve">Including the two things we did not achieve.</w:t>
+              <w:t xml:space="preserve">Show it. Do not narrate it.</w:t>
             </w:r>
           </w:p>
         </w:tc>
@@ -942,12 +980,41 @@
       <w:tr>
         <w:tc>
           <w:tcPr>
-            <w:tcW w:type="dxa" w:w="700"/>
+            <w:tcW w:type="dxa" w:w="3000"/>
             <w:shd w:fill="FFFFFF" w:val="clear"/>
             <w:tcMar>
-              <w:top w:type="dxa" w:w="110"/>
-              <w:left w:type="dxa" w:w="190"/>
-              <w:bottom w:type="dxa" w:w="110"/>
+              <w:top w:type="dxa" w:w="105"/>
+              <w:left w:type="dxa" w:w="190"/>
+              <w:bottom w:type="dxa" w:w="105"/>
+              <w:right w:type="dxa" w:w="190"/>
+            </w:tcMar>
+            <w:vAlign w:val="top"/>
+          </w:tcPr>
+          <w:p>
+            <w:pPr>
+              <w:spacing w:after="0" w:before="0" w:line="264"/>
+            </w:pPr>
+            <w:r>
+              <w:rPr>
+                <w:rFonts w:ascii="Calibri" w:cs="Calibri" w:eastAsia="Calibri" w:hAnsi="Calibri"/>
+                <w:b/>
+                <w:bCs/>
+                <w:color w:val="1B1733"/>
+                <w:sz w:val="20"/>
+                <w:szCs w:val="20"/>
+              </w:rPr>
+              <w:t xml:space="preserve">Evaluation</w:t>
+            </w:r>
+          </w:p>
+        </w:tc>
+        <w:tc>
+          <w:tcPr>
+            <w:tcW w:type="dxa" w:w="1400"/>
+            <w:shd w:fill="FFFFFF" w:val="clear"/>
+            <w:tcMar>
+              <w:top w:type="dxa" w:w="105"/>
+              <w:left w:type="dxa" w:w="190"/>
+              <w:bottom w:type="dxa" w:w="105"/>
               <w:right w:type="dxa" w:w="190"/>
             </w:tcMar>
             <w:vAlign w:val="top"/>
@@ -971,41 +1038,12 @@
         </w:tc>
         <w:tc>
           <w:tcPr>
-            <w:tcW w:type="dxa" w:w="3600"/>
+            <w:tcW w:type="dxa" w:w="1500"/>
             <w:shd w:fill="FFFFFF" w:val="clear"/>
             <w:tcMar>
-              <w:top w:type="dxa" w:w="110"/>
-              <w:left w:type="dxa" w:w="190"/>
-              <w:bottom w:type="dxa" w:w="110"/>
-              <w:right w:type="dxa" w:w="190"/>
-            </w:tcMar>
-            <w:vAlign w:val="top"/>
-          </w:tcPr>
-          <w:p>
-            <w:pPr>
-              <w:spacing w:after="0" w:before="0" w:line="264"/>
-            </w:pPr>
-            <w:r>
-              <w:rPr>
-                <w:rFonts w:ascii="Calibri" w:cs="Calibri" w:eastAsia="Calibri" w:hAnsi="Calibri"/>
-                <w:b/>
-                <w:bCs/>
-                <w:color w:val="1B1733"/>
-                <w:sz w:val="20"/>
-                <w:szCs w:val="20"/>
-              </w:rPr>
-              <w:t xml:space="preserve">Deep dive</w:t>
-            </w:r>
-          </w:p>
-        </w:tc>
-        <w:tc>
-          <w:tcPr>
-            <w:tcW w:type="dxa" w:w="1900"/>
-            <w:shd w:fill="FFFFFF" w:val="clear"/>
-            <w:tcMar>
-              <w:top w:type="dxa" w:w="110"/>
-              <w:left w:type="dxa" w:w="190"/>
-              <w:bottom w:type="dxa" w:w="110"/>
+              <w:top w:type="dxa" w:w="105"/>
+              <w:left w:type="dxa" w:w="190"/>
+              <w:bottom w:type="dxa" w:w="105"/>
               <w:right w:type="dxa" w:w="190"/>
             </w:tcMar>
             <w:vAlign w:val="top"/>
@@ -1023,18 +1061,18 @@
                 <w:sz w:val="19"/>
                 <w:szCs w:val="19"/>
               </w:rPr>
-              <w:t xml:space="preserve">1 min</w:t>
-            </w:r>
-          </w:p>
-        </w:tc>
-        <w:tc>
-          <w:tcPr>
-            <w:tcW w:type="dxa" w:w="8930"/>
+              <w:t xml:space="preserve">1 min 15</w:t>
+            </w:r>
+          </w:p>
+        </w:tc>
+        <w:tc>
+          <w:tcPr>
+            <w:tcW w:type="dxa" w:w="9230"/>
             <w:shd w:fill="FFFFFF" w:val="clear"/>
             <w:tcMar>
-              <w:top w:type="dxa" w:w="110"/>
-              <w:left w:type="dxa" w:w="190"/>
-              <w:bottom w:type="dxa" w:w="110"/>
+              <w:top w:type="dxa" w:w="105"/>
+              <w:left w:type="dxa" w:w="190"/>
+              <w:bottom w:type="dxa" w:w="105"/>
               <w:right w:type="dxa" w:w="190"/>
             </w:tcMar>
             <w:vAlign w:val="top"/>
@@ -1050,7 +1088,7 @@
                 <w:sz w:val="19"/>
                 <w:szCs w:val="19"/>
               </w:rPr>
-              <w:t xml:space="preserve">We built a gate that can block us. Then it did.</w:t>
+              <w:t xml:space="preserve">Including the two things we did not achieve.</w:t>
             </w:r>
           </w:p>
         </w:tc>
@@ -1058,12 +1096,41 @@
       <w:tr>
         <w:tc>
           <w:tcPr>
-            <w:tcW w:type="dxa" w:w="700"/>
+            <w:tcW w:type="dxa" w:w="3000"/>
             <w:shd w:fill="F7F5FC" w:val="clear"/>
             <w:tcMar>
-              <w:top w:type="dxa" w:w="110"/>
-              <w:left w:type="dxa" w:w="190"/>
-              <w:bottom w:type="dxa" w:w="110"/>
+              <w:top w:type="dxa" w:w="105"/>
+              <w:left w:type="dxa" w:w="190"/>
+              <w:bottom w:type="dxa" w:w="105"/>
+              <w:right w:type="dxa" w:w="190"/>
+            </w:tcMar>
+            <w:vAlign w:val="top"/>
+          </w:tcPr>
+          <w:p>
+            <w:pPr>
+              <w:spacing w:after="0" w:before="0" w:line="264"/>
+            </w:pPr>
+            <w:r>
+              <w:rPr>
+                <w:rFonts w:ascii="Calibri" w:cs="Calibri" w:eastAsia="Calibri" w:hAnsi="Calibri"/>
+                <w:b/>
+                <w:bCs/>
+                <w:color w:val="1B1733"/>
+                <w:sz w:val="20"/>
+                <w:szCs w:val="20"/>
+              </w:rPr>
+              <w:t xml:space="preserve">Deep dive</w:t>
+            </w:r>
+          </w:p>
+        </w:tc>
+        <w:tc>
+          <w:tcPr>
+            <w:tcW w:type="dxa" w:w="1400"/>
+            <w:shd w:fill="F7F5FC" w:val="clear"/>
+            <w:tcMar>
+              <w:top w:type="dxa" w:w="105"/>
+              <w:left w:type="dxa" w:w="190"/>
+              <w:bottom w:type="dxa" w:w="105"/>
               <w:right w:type="dxa" w:w="190"/>
             </w:tcMar>
             <w:vAlign w:val="top"/>
@@ -1087,41 +1154,12 @@
         </w:tc>
         <w:tc>
           <w:tcPr>
-            <w:tcW w:type="dxa" w:w="3600"/>
+            <w:tcW w:type="dxa" w:w="1500"/>
             <w:shd w:fill="F7F5FC" w:val="clear"/>
             <w:tcMar>
-              <w:top w:type="dxa" w:w="110"/>
-              <w:left w:type="dxa" w:w="190"/>
-              <w:bottom w:type="dxa" w:w="110"/>
-              <w:right w:type="dxa" w:w="190"/>
-            </w:tcMar>
-            <w:vAlign w:val="top"/>
-          </w:tcPr>
-          <w:p>
-            <w:pPr>
-              <w:spacing w:after="0" w:before="0" w:line="264"/>
-            </w:pPr>
-            <w:r>
-              <w:rPr>
-                <w:rFonts w:ascii="Calibri" w:cs="Calibri" w:eastAsia="Calibri" w:hAnsi="Calibri"/>
-                <w:b/>
-                <w:bCs/>
-                <w:color w:val="1B1733"/>
-                <w:sz w:val="20"/>
-                <w:szCs w:val="20"/>
-              </w:rPr>
-              <w:t xml:space="preserve">Looking to the future</w:t>
-            </w:r>
-          </w:p>
-        </w:tc>
-        <w:tc>
-          <w:tcPr>
-            <w:tcW w:type="dxa" w:w="1900"/>
-            <w:shd w:fill="F7F5FC" w:val="clear"/>
-            <w:tcMar>
-              <w:top w:type="dxa" w:w="110"/>
-              <w:left w:type="dxa" w:w="190"/>
-              <w:bottom w:type="dxa" w:w="110"/>
+              <w:top w:type="dxa" w:w="105"/>
+              <w:left w:type="dxa" w:w="190"/>
+              <w:bottom w:type="dxa" w:w="105"/>
               <w:right w:type="dxa" w:w="190"/>
             </w:tcMar>
             <w:vAlign w:val="top"/>
@@ -1139,18 +1177,18 @@
                 <w:sz w:val="19"/>
                 <w:szCs w:val="19"/>
               </w:rPr>
-              <w:t xml:space="preserve">45 sec</w:t>
-            </w:r>
-          </w:p>
-        </w:tc>
-        <w:tc>
-          <w:tcPr>
-            <w:tcW w:type="dxa" w:w="8930"/>
+              <w:t xml:space="preserve">1 min</w:t>
+            </w:r>
+          </w:p>
+        </w:tc>
+        <w:tc>
+          <w:tcPr>
+            <w:tcW w:type="dxa" w:w="9230"/>
             <w:shd w:fill="F7F5FC" w:val="clear"/>
             <w:tcMar>
-              <w:top w:type="dxa" w:w="110"/>
-              <w:left w:type="dxa" w:w="190"/>
-              <w:bottom w:type="dxa" w:w="110"/>
+              <w:top w:type="dxa" w:w="105"/>
+              <w:left w:type="dxa" w:w="190"/>
+              <w:bottom w:type="dxa" w:w="105"/>
               <w:right w:type="dxa" w:w="190"/>
             </w:tcMar>
             <w:vAlign w:val="top"/>
@@ -1166,7 +1204,239 @@
                 <w:sz w:val="19"/>
                 <w:szCs w:val="19"/>
               </w:rPr>
+              <w:t xml:space="preserve">We built a gate that can block us. Then it did.</w:t>
+            </w:r>
+          </w:p>
+        </w:tc>
+      </w:tr>
+      <w:tr>
+        <w:tc>
+          <w:tcPr>
+            <w:tcW w:type="dxa" w:w="3000"/>
+            <w:shd w:fill="FFFFFF" w:val="clear"/>
+            <w:tcMar>
+              <w:top w:type="dxa" w:w="105"/>
+              <w:left w:type="dxa" w:w="190"/>
+              <w:bottom w:type="dxa" w:w="105"/>
+              <w:right w:type="dxa" w:w="190"/>
+            </w:tcMar>
+            <w:vAlign w:val="top"/>
+          </w:tcPr>
+          <w:p>
+            <w:pPr>
+              <w:spacing w:after="0" w:before="0" w:line="264"/>
+            </w:pPr>
+            <w:r>
+              <w:rPr>
+                <w:rFonts w:ascii="Calibri" w:cs="Calibri" w:eastAsia="Calibri" w:hAnsi="Calibri"/>
+                <w:b/>
+                <w:bCs/>
+                <w:color w:val="1B1733"/>
+                <w:sz w:val="20"/>
+                <w:szCs w:val="20"/>
+              </w:rPr>
+              <w:t xml:space="preserve">Looking to the future</w:t>
+            </w:r>
+          </w:p>
+        </w:tc>
+        <w:tc>
+          <w:tcPr>
+            <w:tcW w:type="dxa" w:w="1400"/>
+            <w:shd w:fill="FFFFFF" w:val="clear"/>
+            <w:tcMar>
+              <w:top w:type="dxa" w:w="105"/>
+              <w:left w:type="dxa" w:w="190"/>
+              <w:bottom w:type="dxa" w:w="105"/>
+              <w:right w:type="dxa" w:w="190"/>
+            </w:tcMar>
+            <w:vAlign w:val="top"/>
+          </w:tcPr>
+          <w:p>
+            <w:pPr>
+              <w:spacing w:after="0" w:before="0" w:line="264"/>
+            </w:pPr>
+            <w:r>
+              <w:rPr>
+                <w:rFonts w:ascii="Calibri" w:cs="Calibri" w:eastAsia="Calibri" w:hAnsi="Calibri"/>
+                <w:b/>
+                <w:bCs/>
+                <w:color w:val="7C6BC4"/>
+                <w:sz w:val="19"/>
+                <w:szCs w:val="19"/>
+              </w:rPr>
+              <w:t xml:space="preserve">8</w:t>
+            </w:r>
+          </w:p>
+        </w:tc>
+        <w:tc>
+          <w:tcPr>
+            <w:tcW w:type="dxa" w:w="1500"/>
+            <w:shd w:fill="FFFFFF" w:val="clear"/>
+            <w:tcMar>
+              <w:top w:type="dxa" w:w="105"/>
+              <w:left w:type="dxa" w:w="190"/>
+              <w:bottom w:type="dxa" w:w="105"/>
+              <w:right w:type="dxa" w:w="190"/>
+            </w:tcMar>
+            <w:vAlign w:val="top"/>
+          </w:tcPr>
+          <w:p>
+            <w:pPr>
+              <w:spacing w:after="0" w:before="0" w:line="264"/>
+            </w:pPr>
+            <w:r>
+              <w:rPr>
+                <w:rFonts w:ascii="Calibri" w:cs="Calibri" w:eastAsia="Calibri" w:hAnsi="Calibri"/>
+                <w:b/>
+                <w:bCs/>
+                <w:color w:val="5A4A96"/>
+                <w:sz w:val="19"/>
+                <w:szCs w:val="19"/>
+              </w:rPr>
+              <w:t xml:space="preserve">45 sec</w:t>
+            </w:r>
+          </w:p>
+        </w:tc>
+        <w:tc>
+          <w:tcPr>
+            <w:tcW w:type="dxa" w:w="9230"/>
+            <w:shd w:fill="FFFFFF" w:val="clear"/>
+            <w:tcMar>
+              <w:top w:type="dxa" w:w="105"/>
+              <w:left w:type="dxa" w:w="190"/>
+              <w:bottom w:type="dxa" w:w="105"/>
+              <w:right w:type="dxa" w:w="190"/>
+            </w:tcMar>
+            <w:vAlign w:val="top"/>
+          </w:tcPr>
+          <w:p>
+            <w:pPr>
+              <w:spacing w:after="0" w:before="0" w:line="264"/>
+            </w:pPr>
+            <w:r>
+              <w:rPr>
+                <w:rFonts w:ascii="Calibri" w:cs="Calibri" w:eastAsia="Calibri" w:hAnsi="Calibri"/>
+                <w:color w:val="2A2447"/>
+                <w:sz w:val="19"/>
+                <w:szCs w:val="19"/>
+              </w:rPr>
               <w:t xml:space="preserve">Finish at 6:45. Control reads better than completeness.</w:t>
+            </w:r>
+          </w:p>
+        </w:tc>
+      </w:tr>
+      <w:tr>
+        <w:tc>
+          <w:tcPr>
+            <w:tcW w:type="dxa" w:w="3000"/>
+            <w:shd w:fill="F7F5FC" w:val="clear"/>
+            <w:tcMar>
+              <w:top w:type="dxa" w:w="105"/>
+              <w:left w:type="dxa" w:w="190"/>
+              <w:bottom w:type="dxa" w:w="105"/>
+              <w:right w:type="dxa" w:w="190"/>
+            </w:tcMar>
+            <w:vAlign w:val="top"/>
+          </w:tcPr>
+          <w:p>
+            <w:pPr>
+              <w:spacing w:after="0" w:before="0" w:line="264"/>
+            </w:pPr>
+            <w:r>
+              <w:rPr>
+                <w:rFonts w:ascii="Calibri" w:cs="Calibri" w:eastAsia="Calibri" w:hAnsi="Calibri"/>
+                <w:b/>
+                <w:bCs/>
+                <w:color w:val="1B1733"/>
+                <w:sz w:val="20"/>
+                <w:szCs w:val="20"/>
+              </w:rPr>
+              <w:t xml:space="preserve">Thank you · Q&amp;A</w:t>
+            </w:r>
+          </w:p>
+        </w:tc>
+        <w:tc>
+          <w:tcPr>
+            <w:tcW w:type="dxa" w:w="1400"/>
+            <w:shd w:fill="F7F5FC" w:val="clear"/>
+            <w:tcMar>
+              <w:top w:type="dxa" w:w="105"/>
+              <w:left w:type="dxa" w:w="190"/>
+              <w:bottom w:type="dxa" w:w="105"/>
+              <w:right w:type="dxa" w:w="190"/>
+            </w:tcMar>
+            <w:vAlign w:val="top"/>
+          </w:tcPr>
+          <w:p>
+            <w:pPr>
+              <w:spacing w:after="0" w:before="0" w:line="264"/>
+            </w:pPr>
+            <w:r>
+              <w:rPr>
+                <w:rFonts w:ascii="Calibri" w:cs="Calibri" w:eastAsia="Calibri" w:hAnsi="Calibri"/>
+                <w:b/>
+                <w:bCs/>
+                <w:color w:val="7C6BC4"/>
+                <w:sz w:val="19"/>
+                <w:szCs w:val="19"/>
+              </w:rPr>
+              <w:t xml:space="preserve">9</w:t>
+            </w:r>
+          </w:p>
+        </w:tc>
+        <w:tc>
+          <w:tcPr>
+            <w:tcW w:type="dxa" w:w="1500"/>
+            <w:shd w:fill="F7F5FC" w:val="clear"/>
+            <w:tcMar>
+              <w:top w:type="dxa" w:w="105"/>
+              <w:left w:type="dxa" w:w="190"/>
+              <w:bottom w:type="dxa" w:w="105"/>
+              <w:right w:type="dxa" w:w="190"/>
+            </w:tcMar>
+            <w:vAlign w:val="top"/>
+          </w:tcPr>
+          <w:p>
+            <w:pPr>
+              <w:spacing w:after="0" w:before="0" w:line="264"/>
+            </w:pPr>
+            <w:r>
+              <w:rPr>
+                <w:rFonts w:ascii="Calibri" w:cs="Calibri" w:eastAsia="Calibri" w:hAnsi="Calibri"/>
+                <w:b/>
+                <w:bCs/>
+                <w:color w:val="5A4A96"/>
+                <w:sz w:val="19"/>
+                <w:szCs w:val="19"/>
+              </w:rPr>
+              <w:t xml:space="preserve">3 min</w:t>
+            </w:r>
+          </w:p>
+        </w:tc>
+        <w:tc>
+          <w:tcPr>
+            <w:tcW w:type="dxa" w:w="9230"/>
+            <w:shd w:fill="F7F5FC" w:val="clear"/>
+            <w:tcMar>
+              <w:top w:type="dxa" w:w="105"/>
+              <w:left w:type="dxa" w:w="190"/>
+              <w:bottom w:type="dxa" w:w="105"/>
+              <w:right w:type="dxa" w:w="190"/>
+            </w:tcMar>
+            <w:vAlign w:val="top"/>
+          </w:tcPr>
+          <w:p>
+            <w:pPr>
+              <w:spacing w:after="0" w:before="0" w:line="264"/>
+            </w:pPr>
+            <w:r>
+              <w:rPr>
+                <w:rFonts w:ascii="Calibri" w:cs="Calibri" w:eastAsia="Calibri" w:hAnsi="Calibri"/>
+                <w:color w:val="2A2447"/>
+                <w:sz w:val="19"/>
+                <w:szCs w:val="19"/>
+              </w:rPr>
+              <w:t xml:space="preserve">Two lines, then stop. The prepared answers are on that page.</w:t>
             </w:r>
           </w:p>
         </w:tc>
@@ -1174,7 +1444,7 @@
     </w:tbl>
     <w:p>
       <w:pPr>
-        <w:spacing w:after="200"/>
+        <w:spacing w:after="180"/>
       </w:pPr>
     </w:p>
     <w:tbl>
@@ -1219,6 +1489,101 @@
                 <w:szCs w:val="23"/>
               </w:rPr>
               <w:t xml:space="preserve">BYOND Asia builds the intelligence. HoloMe is the digital human that delivers it. AUREN is what the two of them do for investor protection.</w:t>
+            </w:r>
+          </w:p>
+        </w:tc>
+      </w:tr>
+    </w:tbl>
+    <w:p>
+      <w:pPr>
+        <w:spacing w:after="170"/>
+      </w:pPr>
+    </w:p>
+    <w:tbl>
+      <w:tblPr>
+        <w:tblW w:type="dxa" w:w="15130"/>
+        <w:tblBorders>
+          <w:top w:val="none" w:color="FFFFFF" w:sz="0"/>
+          <w:left w:val="single" w:color="7C6BC4" w:sz="18"/>
+          <w:bottom w:val="none" w:color="FFFFFF" w:sz="0"/>
+          <w:right w:val="none" w:color="FFFFFF" w:sz="0"/>
+          <w:insideH w:val="none" w:color="FFFFFF" w:sz="0"/>
+          <w:insideV w:val="none" w:color="FFFFFF" w:sz="0"/>
+        </w:tblBorders>
+      </w:tblPr>
+      <w:tblGrid>
+        <w:gridCol w:w="15130"/>
+      </w:tblGrid>
+      <w:tr>
+        <w:tc>
+          <w:tcPr>
+            <w:tcW w:type="dxa" w:w="15130"/>
+            <w:shd w:fill="F5F4F9" w:val="clear"/>
+            <w:tcMar>
+              <w:top w:type="dxa" w:w="150"/>
+              <w:left w:type="dxa" w:w="190"/>
+              <w:bottom w:type="dxa" w:w="150"/>
+              <w:right w:type="dxa" w:w="190"/>
+            </w:tcMar>
+            <w:vAlign w:val="top"/>
+          </w:tcPr>
+          <w:p>
+            <w:pPr>
+              <w:spacing w:after="80" w:before="0" w:line="264"/>
+            </w:pPr>
+            <w:r>
+              <w:rPr>
+                <w:rFonts w:ascii="Calibri" w:cs="Calibri" w:eastAsia="Calibri" w:hAnsi="Calibri"/>
+                <w:b/>
+                <w:bCs/>
+                <w:color w:val="5A4A96"/>
+                <w:spacing w:val="30"/>
+                <w:sz w:val="15"/>
+                <w:szCs w:val="15"/>
+              </w:rPr>
+              <w:t xml:space="preserve">SPEAKER NOTES</w:t>
+            </w:r>
+          </w:p>
+          <w:p>
+            <w:pPr>
+              <w:spacing w:after="80" w:before="0" w:line="250"/>
+            </w:pPr>
+            <w:r>
+              <w:rPr>
+                <w:rFonts w:ascii="Calibri" w:cs="Calibri" w:eastAsia="Calibri" w:hAnsi="Calibri"/>
+                <w:color w:val="6B6880"/>
+                <w:sz w:val="18"/>
+                <w:szCs w:val="18"/>
+              </w:rPr>
+              <w:t xml:space="preserve">Two things in the guidance pack are dated and need checking against your own calendar.</w:t>
+            </w:r>
+          </w:p>
+          <w:p>
+            <w:pPr>
+              <w:spacing w:after="80" w:before="0" w:line="250"/>
+            </w:pPr>
+            <w:r>
+              <w:rPr>
+                <w:rFonts w:ascii="Calibri" w:cs="Calibri" w:eastAsia="Calibri" w:hAnsi="Calibri"/>
+                <w:color w:val="6B6880"/>
+                <w:sz w:val="18"/>
+                <w:szCs w:val="18"/>
+              </w:rPr>
+              <w:t xml:space="preserve">The mentorship briefing on telling your solution's story was scheduled for 3 September 2026 — that has passed. If you attended it, its steer belongs on the Solution summary page and should override anything here that conflicts. If you did not, ask the AI Lab for the recording or the notes before the 1-2-1.</w:t>
+            </w:r>
+          </w:p>
+          <w:p>
+            <w:pPr>
+              <w:spacing w:after="0" w:before="0" w:line="250"/>
+            </w:pPr>
+            <w:r>
+              <w:rPr>
+                <w:rFonts w:ascii="Calibri" w:cs="Calibri" w:eastAsia="Calibri" w:hAnsi="Calibri"/>
+                <w:color w:val="6B6880"/>
+                <w:sz w:val="18"/>
+                <w:szCs w:val="18"/>
+              </w:rPr>
+              <w:t xml:space="preserve">The FCA AI Lab's 1-2-1 presentation support sessions run 14–25 September 2026 on Teams. That window is open now and closes shortly. Book it with the people who will actually present, and run the full thing end to end, demo included.</w:t>
             </w:r>
           </w:p>
         </w:tc>
@@ -1247,7 +1612,7 @@
           <w:sz w:val="17"/>
           <w:szCs w:val="17"/>
         </w:rPr>
-        <w:t xml:space="preserve">SLIDE 1  ·  INTRODUCTION</w:t>
+        <w:t xml:space="preserve">IOSCO SLIDE 2  ·  INTRODUCTION</w:t>
       </w:r>
       <w:r>
         <w:rPr>
@@ -1531,7 +1896,7 @@
     </w:tbl>
     <w:p>
       <w:pPr>
-        <w:spacing w:after="200"/>
+        <w:spacing w:after="190"/>
       </w:pPr>
     </w:p>
     <w:tbl>
@@ -1583,7 +1948,7 @@
     </w:tbl>
     <w:p>
       <w:pPr>
-        <w:spacing w:after="200"/>
+        <w:spacing w:after="190"/>
       </w:pPr>
     </w:p>
     <w:tbl>
@@ -1642,7 +2007,7 @@
                 <w:sz w:val="18"/>
                 <w:szCs w:val="18"/>
               </w:rPr>
-              <w:t xml:space="preserve">Open cold. Name, BYOND Asia, and straight into the thesis — no company history, you do not have the seconds for it.</w:t>
+              <w:t xml:space="preserve">Open cold. Name, BYOND Asia, straight into the thesis.</w:t>
             </w:r>
           </w:p>
           <w:p>
@@ -1699,7 +2064,7 @@
           <w:sz w:val="17"/>
           <w:szCs w:val="17"/>
         </w:rPr>
-        <w:t xml:space="preserve">SLIDE 2  ·  SOLUTION SUMMARY</w:t>
+        <w:t xml:space="preserve">IOSCO SLIDE 3  ·  SOLUTION SUMMARY</w:t>
       </w:r>
       <w:r>
         <w:rPr>
@@ -1887,7 +2252,7 @@
                 <w:sz w:val="20"/>
                 <w:szCs w:val="20"/>
               </w:rPr>
-              <w:t xml:space="preserve">It coaches the failure, then retests on unfamiliar ground.</w:t>
+              <w:t xml:space="preserve">It coaches the failure, retests on unfamiliar ground, then tells the investor what it found — out loud.</w:t>
             </w:r>
           </w:p>
         </w:tc>
@@ -1973,7 +2338,7 @@
                 <w:sz w:val="20"/>
                 <w:szCs w:val="20"/>
               </w:rPr>
-              <w:t xml:space="preserve">Under nine minutes, by voice.</w:t>
+              <w:t xml:space="preserve">Under ten minutes, by voice.</w:t>
             </w:r>
           </w:p>
         </w:tc>
@@ -1981,12 +2346,12 @@
     </w:tbl>
     <w:p>
       <w:pPr>
-        <w:spacing w:after="220"/>
+        <w:spacing w:after="210"/>
       </w:pPr>
     </w:p>
     <w:p>
       <w:pPr>
-        <w:spacing w:after="220" w:before="0" w:line="264"/>
+        <w:spacing w:after="210" w:before="0" w:line="264"/>
       </w:pPr>
       <w:r>
         <w:rPr>
@@ -2056,12 +2421,12 @@
                 <w:sz w:val="18"/>
                 <w:szCs w:val="18"/>
               </w:rPr>
-              <w:t xml:space="preserve">Thirty seconds. Do not read the three cards — say the three words, problem, proposal, outcome, and land on: 'the output is a record, not a score.'</w:t>
-            </w:r>
-          </w:p>
-          <w:p>
-            <w:pPr>
-              <w:spacing w:after="0" w:before="0" w:line="250"/>
+              <w:t xml:space="preserve">Thirty seconds. Do not read the three cards — say the three words, problem, proposal, outcome, and land on: “the output is a record, not a score.”</w:t>
+            </w:r>
+          </w:p>
+          <w:p>
+            <w:pPr>
+              <w:spacing w:after="80" w:before="0" w:line="250"/>
             </w:pPr>
             <w:r>
               <w:rPr>
@@ -2071,6 +2436,20 @@
                 <w:szCs w:val="18"/>
               </w:rPr>
               <w:t xml:space="preserve">This is where HoloMe earns its mention: the digital human is the delivery layer, not the claim. The claim is the governance behind it.</w:t>
+            </w:r>
+          </w:p>
+          <w:p>
+            <w:pPr>
+              <w:spacing w:after="0" w:before="0" w:line="250"/>
+            </w:pPr>
+            <w:r>
+              <w:rPr>
+                <w:rFonts w:ascii="Calibri" w:cs="Calibri" w:eastAsia="Calibri" w:hAnsi="Calibri"/>
+                <w:color w:val="6B6880"/>
+                <w:sz w:val="18"/>
+                <w:szCs w:val="18"/>
+              </w:rPr>
+              <w:t xml:space="preserve">The guidance pack points at a mentorship briefing on telling your solution's story, held 3 September 2026. If you have that steer, this is the page it should reshape.</w:t>
             </w:r>
           </w:p>
         </w:tc>
@@ -2099,7 +2478,7 @@
           <w:sz w:val="17"/>
           <w:szCs w:val="17"/>
         </w:rPr>
-        <w:t xml:space="preserve">SLIDE 3  ·  SOLUTION DETAILS</w:t>
+        <w:t xml:space="preserve">IOSCO SLIDE 4  ·  SOLUTION DETAIL</w:t>
       </w:r>
       <w:r>
         <w:rPr>
@@ -2409,7 +2788,7 @@
     </w:tbl>
     <w:p>
       <w:pPr>
-        <w:spacing w:after="200"/>
+        <w:spacing w:after="190"/>
       </w:pPr>
     </w:p>
     <w:tbl>
@@ -2633,7 +3012,7 @@
     </w:tbl>
     <w:p>
       <w:pPr>
-        <w:spacing w:after="200"/>
+        <w:spacing w:after="190"/>
       </w:pPr>
     </w:p>
     <w:tbl>
@@ -2685,7 +3064,7 @@
     </w:tbl>
     <w:p>
       <w:pPr>
-        <w:spacing w:after="180"/>
+        <w:spacing w:after="170"/>
       </w:pPr>
     </w:p>
     <w:tbl>
@@ -2787,7 +3166,7 @@
           <w:sz w:val="17"/>
           <w:szCs w:val="17"/>
         </w:rPr>
-        <w:t xml:space="preserve">SLIDE 4  ·  DEMO</w:t>
+        <w:t xml:space="preserve">IOSCO SLIDE 5  ·  DEMONSTRATION</w:t>
       </w:r>
       <w:r>
         <w:rPr>
@@ -2886,8 +3265,8 @@
                 <w:b/>
                 <w:bCs/>
                 <w:color w:val="1B1733"/>
-                <w:sz w:val="26"/>
-                <w:szCs w:val="26"/>
+                <w:sz w:val="25"/>
+                <w:szCs w:val="25"/>
               </w:rPr>
               <w:t xml:space="preserve">She never improvises.</w:t>
             </w:r>
@@ -2900,8 +3279,8 @@
               <w:rPr>
                 <w:rFonts w:ascii="Calibri" w:cs="Calibri" w:eastAsia="Calibri" w:hAnsi="Calibri"/>
                 <w:color w:val="2A2447"/>
-                <w:sz w:val="21"/>
-                <w:szCs w:val="21"/>
+                <w:sz w:val="20"/>
+                <w:szCs w:val="20"/>
               </w:rPr>
               <w:t xml:space="preserve">Every question you hear exists as an approved object with a version and an authority anchor behind it.</w:t>
             </w:r>
@@ -2911,7 +3290,7 @@
     </w:tbl>
     <w:p>
       <w:pPr>
-        <w:spacing w:after="150"/>
+        <w:spacing w:after="130"/>
       </w:pPr>
     </w:p>
     <w:tbl>
@@ -2982,8 +3361,8 @@
                 <w:b/>
                 <w:bCs/>
                 <w:color w:val="1B1733"/>
-                <w:sz w:val="26"/>
-                <w:szCs w:val="26"/>
+                <w:sz w:val="25"/>
+                <w:szCs w:val="25"/>
               </w:rPr>
               <w:t xml:space="preserve">The pressure is real, and it is bounded.</w:t>
             </w:r>
@@ -2996,8 +3375,8 @@
               <w:rPr>
                 <w:rFonts w:ascii="Calibri" w:cs="Calibri" w:eastAsia="Calibri" w:hAnsi="Calibri"/>
                 <w:color w:val="2A2447"/>
-                <w:sz w:val="21"/>
-                <w:szCs w:val="21"/>
+                <w:sz w:val="20"/>
+                <w:szCs w:val="20"/>
               </w:rPr>
               <w:t xml:space="preserve">The persona escalates on an approved ladder with a hard ceiling, and a distress exit that cannot be overridden.</w:t>
             </w:r>
@@ -3007,7 +3386,7 @@
     </w:tbl>
     <w:p>
       <w:pPr>
-        <w:spacing w:after="150"/>
+        <w:spacing w:after="130"/>
       </w:pPr>
     </w:p>
     <w:tbl>
@@ -3078,10 +3457,10 @@
                 <w:b/>
                 <w:bCs/>
                 <w:color w:val="1B1733"/>
-                <w:sz w:val="26"/>
-                <w:szCs w:val="26"/>
-              </w:rPr>
-              <w:t xml:space="preserve">The verdict is never our prose.</w:t>
+                <w:sz w:val="25"/>
+                <w:szCs w:val="25"/>
+              </w:rPr>
+              <w:t xml:space="preserve">She tells them what she found, out loud.</w:t>
             </w:r>
           </w:p>
           <w:p>
@@ -3092,10 +3471,10 @@
               <w:rPr>
                 <w:rFonts w:ascii="Calibri" w:cs="Calibri" w:eastAsia="Calibri" w:hAnsi="Calibri"/>
                 <w:color w:val="2A2447"/>
-                <w:sz w:val="21"/>
-                <w:szCs w:val="21"/>
-              </w:rPr>
-              <w:t xml:space="preserve">Each line on the scorecard is the investor's own sentence, beside the object that elicited it.</w:t>
+                <w:sz w:val="20"/>
+                <w:szCs w:val="20"/>
+              </w:rPr>
+              <w:t xml:space="preserve">The loop ends with the coach speaking the assessment — what held, what broke, what changes — with her face on screen. The written record follows only if the investor asks for it.</w:t>
             </w:r>
           </w:p>
         </w:tc>
@@ -3103,12 +3482,12 @@
     </w:tbl>
     <w:p>
       <w:pPr>
-        <w:spacing w:after="150"/>
+        <w:spacing w:after="130"/>
       </w:pPr>
     </w:p>
     <w:p>
       <w:pPr>
-        <w:spacing w:after="220" w:before="0" w:line="264"/>
+        <w:spacing w:after="200" w:before="0" w:line="264"/>
       </w:pPr>
       <w:r>
         <w:rPr>
@@ -3206,7 +3585,7 @@
                 <w:sz w:val="18"/>
                 <w:szCs w:val="18"/>
               </w:rPr>
-              <w:t xml:space="preserve">If you do run live: headphones or a lapel mic, and decide in advance which single beat you cannot afford to lose — the coaching moment, where the investor's own sentence comes back to them.</w:t>
+              <w:t xml:space="preserve">If you must cut, cut the middle. The beat you cannot afford to lose is the close: the coach saying what the investor got wrong, in her own voice, quoting their own sentence back to them. That is the moment the room understands why this is a digital human and not a form.</w:t>
             </w:r>
           </w:p>
           <w:p>
@@ -3249,7 +3628,7 @@
           <w:sz w:val="17"/>
           <w:szCs w:val="17"/>
         </w:rPr>
-        <w:t xml:space="preserve">SLIDE 5  ·  EVALUATION</w:t>
+        <w:t xml:space="preserve">IOSCO SLIDE 6  ·  EVALUATION</w:t>
       </w:r>
       <w:r>
         <w:rPr>
@@ -3305,9 +3684,9 @@
             <w:tcW w:type="dxa" w:w="7400"/>
             <w:shd w:fill="EDEAF7" w:val="clear"/>
             <w:tcMar>
-              <w:top w:type="dxa" w:w="110"/>
-              <w:left w:type="dxa" w:w="190"/>
-              <w:bottom w:type="dxa" w:w="110"/>
+              <w:top w:type="dxa" w:w="105"/>
+              <w:left w:type="dxa" w:w="190"/>
+              <w:bottom w:type="dxa" w:w="105"/>
               <w:right w:type="dxa" w:w="190"/>
             </w:tcMar>
             <w:vAlign w:val="top"/>
@@ -3334,9 +3713,9 @@
             <w:tcW w:type="dxa" w:w="7730"/>
             <w:shd w:fill="EDEAF7" w:val="clear"/>
             <w:tcMar>
-              <w:top w:type="dxa" w:w="110"/>
-              <w:left w:type="dxa" w:w="190"/>
-              <w:bottom w:type="dxa" w:w="110"/>
+              <w:top w:type="dxa" w:w="105"/>
+              <w:left w:type="dxa" w:w="190"/>
+              <w:bottom w:type="dxa" w:w="105"/>
               <w:right w:type="dxa" w:w="190"/>
             </w:tcMar>
             <w:vAlign w:val="top"/>
@@ -3365,9 +3744,9 @@
             <w:tcW w:type="dxa" w:w="7400"/>
             <w:shd w:fill="F7F5FC" w:val="clear"/>
             <w:tcMar>
-              <w:top w:type="dxa" w:w="110"/>
-              <w:left w:type="dxa" w:w="190"/>
-              <w:bottom w:type="dxa" w:w="110"/>
+              <w:top w:type="dxa" w:w="100"/>
+              <w:left w:type="dxa" w:w="190"/>
+              <w:bottom w:type="dxa" w:w="100"/>
               <w:right w:type="dxa" w:w="190"/>
             </w:tcMar>
             <w:vAlign w:val="top"/>
@@ -3392,9 +3771,9 @@
             <w:tcW w:type="dxa" w:w="7730"/>
             <w:shd w:fill="F7F5FC" w:val="clear"/>
             <w:tcMar>
-              <w:top w:type="dxa" w:w="110"/>
-              <w:left w:type="dxa" w:w="190"/>
-              <w:bottom w:type="dxa" w:w="110"/>
+              <w:top w:type="dxa" w:w="100"/>
+              <w:left w:type="dxa" w:w="190"/>
+              <w:bottom w:type="dxa" w:w="100"/>
               <w:right w:type="dxa" w:w="190"/>
             </w:tcMar>
             <w:vAlign w:val="top"/>
@@ -3423,9 +3802,9 @@
             <w:tcW w:type="dxa" w:w="7400"/>
             <w:shd w:fill="FFFFFF" w:val="clear"/>
             <w:tcMar>
-              <w:top w:type="dxa" w:w="110"/>
-              <w:left w:type="dxa" w:w="190"/>
-              <w:bottom w:type="dxa" w:w="110"/>
+              <w:top w:type="dxa" w:w="100"/>
+              <w:left w:type="dxa" w:w="190"/>
+              <w:bottom w:type="dxa" w:w="100"/>
               <w:right w:type="dxa" w:w="190"/>
             </w:tcMar>
             <w:vAlign w:val="top"/>
@@ -3450,9 +3829,9 @@
             <w:tcW w:type="dxa" w:w="7730"/>
             <w:shd w:fill="FFFFFF" w:val="clear"/>
             <w:tcMar>
-              <w:top w:type="dxa" w:w="110"/>
-              <w:left w:type="dxa" w:w="190"/>
-              <w:bottom w:type="dxa" w:w="110"/>
+              <w:top w:type="dxa" w:w="100"/>
+              <w:left w:type="dxa" w:w="190"/>
+              <w:bottom w:type="dxa" w:w="100"/>
               <w:right w:type="dxa" w:w="190"/>
             </w:tcMar>
             <w:vAlign w:val="top"/>
@@ -3470,7 +3849,7 @@
                 <w:sz w:val="20"/>
                 <w:szCs w:val="20"/>
               </w:rPr>
-              <w:t xml:space="preserve">Achieved — 8 min 40 sec, measured</w:t>
+              <w:t xml:space="preserve">Achieved — 9 min 20 sec, measured</w:t>
             </w:r>
           </w:p>
         </w:tc>
@@ -3481,9 +3860,9 @@
             <w:tcW w:type="dxa" w:w="7400"/>
             <w:shd w:fill="F7F5FC" w:val="clear"/>
             <w:tcMar>
-              <w:top w:type="dxa" w:w="110"/>
-              <w:left w:type="dxa" w:w="190"/>
-              <w:bottom w:type="dxa" w:w="110"/>
+              <w:top w:type="dxa" w:w="100"/>
+              <w:left w:type="dxa" w:w="190"/>
+              <w:bottom w:type="dxa" w:w="100"/>
               <w:right w:type="dxa" w:w="190"/>
             </w:tcMar>
             <w:vAlign w:val="top"/>
@@ -3508,9 +3887,9 @@
             <w:tcW w:type="dxa" w:w="7730"/>
             <w:shd w:fill="F7F5FC" w:val="clear"/>
             <w:tcMar>
-              <w:top w:type="dxa" w:w="110"/>
-              <w:left w:type="dxa" w:w="190"/>
-              <w:bottom w:type="dxa" w:w="110"/>
+              <w:top w:type="dxa" w:w="100"/>
+              <w:left w:type="dxa" w:w="190"/>
+              <w:bottom w:type="dxa" w:w="100"/>
               <w:right w:type="dxa" w:w="190"/>
             </w:tcMar>
             <w:vAlign w:val="top"/>
@@ -3539,9 +3918,9 @@
             <w:tcW w:type="dxa" w:w="7400"/>
             <w:shd w:fill="FFFFFF" w:val="clear"/>
             <w:tcMar>
-              <w:top w:type="dxa" w:w="110"/>
-              <w:left w:type="dxa" w:w="190"/>
-              <w:bottom w:type="dxa" w:w="110"/>
+              <w:top w:type="dxa" w:w="100"/>
+              <w:left w:type="dxa" w:w="190"/>
+              <w:bottom w:type="dxa" w:w="100"/>
               <w:right w:type="dxa" w:w="190"/>
             </w:tcMar>
             <w:vAlign w:val="top"/>
@@ -3557,7 +3936,7 @@
                 <w:sz w:val="20"/>
                 <w:szCs w:val="20"/>
               </w:rPr>
-              <w:t xml:space="preserve">Delivery in more than one language, voice included</w:t>
+              <w:t xml:space="preserve">An ending a person would actually carry out of the room</w:t>
             </w:r>
           </w:p>
         </w:tc>
@@ -3566,27 +3945,27 @@
             <w:tcW w:type="dxa" w:w="7730"/>
             <w:shd w:fill="FFFFFF" w:val="clear"/>
             <w:tcMar>
-              <w:top w:type="dxa" w:w="110"/>
-              <w:left w:type="dxa" w:w="190"/>
-              <w:bottom w:type="dxa" w:w="110"/>
-              <w:right w:type="dxa" w:w="190"/>
-            </w:tcMar>
-            <w:vAlign w:val="top"/>
-          </w:tcPr>
-          <w:p>
-            <w:pPr>
-              <w:spacing w:after="0" w:before="0" w:line="264"/>
-            </w:pPr>
-            <w:r>
-              <w:rPr>
-                <w:rFonts w:ascii="Calibri" w:cs="Calibri" w:eastAsia="Calibri" w:hAnsi="Calibri"/>
-                <w:b/>
-                <w:bCs/>
-                <w:color w:val="B5762A"/>
-                <w:sz w:val="20"/>
-                <w:szCs w:val="20"/>
-              </w:rPr>
-              <w:t xml:space="preserve">Four languages built. One cleared for deployment, three await native review</w:t>
+              <w:top w:type="dxa" w:w="100"/>
+              <w:left w:type="dxa" w:w="190"/>
+              <w:bottom w:type="dxa" w:w="100"/>
+              <w:right w:type="dxa" w:w="190"/>
+            </w:tcMar>
+            <w:vAlign w:val="top"/>
+          </w:tcPr>
+          <w:p>
+            <w:pPr>
+              <w:spacing w:after="0" w:before="0" w:line="264"/>
+            </w:pPr>
+            <w:r>
+              <w:rPr>
+                <w:rFonts w:ascii="Calibri" w:cs="Calibri" w:eastAsia="Calibri" w:hAnsi="Calibri"/>
+                <w:b/>
+                <w:bCs/>
+                <w:color w:val="5A4A96"/>
+                <w:sz w:val="20"/>
+                <w:szCs w:val="20"/>
+              </w:rPr>
+              <w:t xml:space="preserve">Exceeded — the coach now speaks the assessment; the document became the audit, not the delivery</w:t>
             </w:r>
           </w:p>
         </w:tc>
@@ -3597,9 +3976,9 @@
             <w:tcW w:type="dxa" w:w="7400"/>
             <w:shd w:fill="F7F5FC" w:val="clear"/>
             <w:tcMar>
-              <w:top w:type="dxa" w:w="110"/>
-              <w:left w:type="dxa" w:w="190"/>
-              <w:bottom w:type="dxa" w:w="110"/>
+              <w:top w:type="dxa" w:w="100"/>
+              <w:left w:type="dxa" w:w="190"/>
+              <w:bottom w:type="dxa" w:w="100"/>
               <w:right w:type="dxa" w:w="190"/>
             </w:tcMar>
             <w:vAlign w:val="top"/>
@@ -3615,7 +3994,7 @@
                 <w:sz w:val="20"/>
                 <w:szCs w:val="20"/>
               </w:rPr>
-              <w:t xml:space="preserve">Governance we could put in front of a regulator</w:t>
+              <w:t xml:space="preserve">Delivery in more than one language, voice included</w:t>
             </w:r>
           </w:p>
         </w:tc>
@@ -3624,27 +4003,27 @@
             <w:tcW w:type="dxa" w:w="7730"/>
             <w:shd w:fill="F7F5FC" w:val="clear"/>
             <w:tcMar>
-              <w:top w:type="dxa" w:w="110"/>
-              <w:left w:type="dxa" w:w="190"/>
-              <w:bottom w:type="dxa" w:w="110"/>
-              <w:right w:type="dxa" w:w="190"/>
-            </w:tcMar>
-            <w:vAlign w:val="top"/>
-          </w:tcPr>
-          <w:p>
-            <w:pPr>
-              <w:spacing w:after="0" w:before="0" w:line="264"/>
-            </w:pPr>
-            <w:r>
-              <w:rPr>
-                <w:rFonts w:ascii="Calibri" w:cs="Calibri" w:eastAsia="Calibri" w:hAnsi="Calibri"/>
-                <w:b/>
-                <w:bCs/>
-                <w:color w:val="5A4A96"/>
-                <w:sz w:val="20"/>
-                <w:szCs w:val="20"/>
-              </w:rPr>
-              <w:t xml:space="preserve">Exceeded — we built the publish gate, and it blocked us</w:t>
+              <w:top w:type="dxa" w:w="100"/>
+              <w:left w:type="dxa" w:w="190"/>
+              <w:bottom w:type="dxa" w:w="100"/>
+              <w:right w:type="dxa" w:w="190"/>
+            </w:tcMar>
+            <w:vAlign w:val="top"/>
+          </w:tcPr>
+          <w:p>
+            <w:pPr>
+              <w:spacing w:after="0" w:before="0" w:line="264"/>
+            </w:pPr>
+            <w:r>
+              <w:rPr>
+                <w:rFonts w:ascii="Calibri" w:cs="Calibri" w:eastAsia="Calibri" w:hAnsi="Calibri"/>
+                <w:b/>
+                <w:bCs/>
+                <w:color w:val="B5762A"/>
+                <w:sz w:val="20"/>
+                <w:szCs w:val="20"/>
+              </w:rPr>
+              <w:t xml:space="preserve">Four languages built. One cleared for deployment, three await native review</w:t>
             </w:r>
           </w:p>
         </w:tc>
@@ -3655,9 +4034,9 @@
             <w:tcW w:type="dxa" w:w="7400"/>
             <w:shd w:fill="FFFFFF" w:val="clear"/>
             <w:tcMar>
-              <w:top w:type="dxa" w:w="110"/>
-              <w:left w:type="dxa" w:w="190"/>
-              <w:bottom w:type="dxa" w:w="110"/>
+              <w:top w:type="dxa" w:w="100"/>
+              <w:left w:type="dxa" w:w="190"/>
+              <w:bottom w:type="dxa" w:w="100"/>
               <w:right w:type="dxa" w:w="190"/>
             </w:tcMar>
             <w:vAlign w:val="top"/>
@@ -3673,7 +4052,7 @@
                 <w:sz w:val="20"/>
                 <w:szCs w:val="20"/>
               </w:rPr>
-              <w:t xml:space="preserve">A durable behaviour-change claim</w:t>
+              <w:t xml:space="preserve">Governance we could put in front of a regulator</w:t>
             </w:r>
           </w:p>
         </w:tc>
@@ -3682,27 +4061,27 @@
             <w:tcW w:type="dxa" w:w="7730"/>
             <w:shd w:fill="FFFFFF" w:val="clear"/>
             <w:tcMar>
-              <w:top w:type="dxa" w:w="110"/>
-              <w:left w:type="dxa" w:w="190"/>
-              <w:bottom w:type="dxa" w:w="110"/>
-              <w:right w:type="dxa" w:w="190"/>
-            </w:tcMar>
-            <w:vAlign w:val="top"/>
-          </w:tcPr>
-          <w:p>
-            <w:pPr>
-              <w:spacing w:after="0" w:before="0" w:line="264"/>
-            </w:pPr>
-            <w:r>
-              <w:rPr>
-                <w:rFonts w:ascii="Calibri" w:cs="Calibri" w:eastAsia="Calibri" w:hAnsi="Calibri"/>
-                <w:b/>
-                <w:bCs/>
-                <w:color w:val="B5762A"/>
-                <w:sz w:val="20"/>
-                <w:szCs w:val="20"/>
-              </w:rPr>
-              <w:t xml:space="preserve">Not made. We measure within-session transfer only, and the record says so</w:t>
+              <w:top w:type="dxa" w:w="100"/>
+              <w:left w:type="dxa" w:w="190"/>
+              <w:bottom w:type="dxa" w:w="100"/>
+              <w:right w:type="dxa" w:w="190"/>
+            </w:tcMar>
+            <w:vAlign w:val="top"/>
+          </w:tcPr>
+          <w:p>
+            <w:pPr>
+              <w:spacing w:after="0" w:before="0" w:line="264"/>
+            </w:pPr>
+            <w:r>
+              <w:rPr>
+                <w:rFonts w:ascii="Calibri" w:cs="Calibri" w:eastAsia="Calibri" w:hAnsi="Calibri"/>
+                <w:b/>
+                <w:bCs/>
+                <w:color w:val="5A4A96"/>
+                <w:sz w:val="20"/>
+                <w:szCs w:val="20"/>
+              </w:rPr>
+              <w:t xml:space="preserve">Exceeded — we built the publish gate, and it blocked us</w:t>
             </w:r>
           </w:p>
         </w:tc>
@@ -3713,9 +4092,9 @@
             <w:tcW w:type="dxa" w:w="7400"/>
             <w:shd w:fill="F7F5FC" w:val="clear"/>
             <w:tcMar>
-              <w:top w:type="dxa" w:w="110"/>
-              <w:left w:type="dxa" w:w="190"/>
-              <w:bottom w:type="dxa" w:w="110"/>
+              <w:top w:type="dxa" w:w="100"/>
+              <w:left w:type="dxa" w:w="190"/>
+              <w:bottom w:type="dxa" w:w="100"/>
               <w:right w:type="dxa" w:w="190"/>
             </w:tcMar>
             <w:vAlign w:val="top"/>
@@ -3731,7 +4110,7 @@
                 <w:sz w:val="20"/>
                 <w:szCs w:val="20"/>
               </w:rPr>
-              <w:t xml:space="preserve">A field trial with retail investors</w:t>
+              <w:t xml:space="preserve">A durable behaviour-change claim</w:t>
             </w:r>
           </w:p>
         </w:tc>
@@ -3740,9 +4119,67 @@
             <w:tcW w:type="dxa" w:w="7730"/>
             <w:shd w:fill="F7F5FC" w:val="clear"/>
             <w:tcMar>
-              <w:top w:type="dxa" w:w="110"/>
-              <w:left w:type="dxa" w:w="190"/>
-              <w:bottom w:type="dxa" w:w="110"/>
+              <w:top w:type="dxa" w:w="100"/>
+              <w:left w:type="dxa" w:w="190"/>
+              <w:bottom w:type="dxa" w:w="100"/>
+              <w:right w:type="dxa" w:w="190"/>
+            </w:tcMar>
+            <w:vAlign w:val="top"/>
+          </w:tcPr>
+          <w:p>
+            <w:pPr>
+              <w:spacing w:after="0" w:before="0" w:line="264"/>
+            </w:pPr>
+            <w:r>
+              <w:rPr>
+                <w:rFonts w:ascii="Calibri" w:cs="Calibri" w:eastAsia="Calibri" w:hAnsi="Calibri"/>
+                <w:b/>
+                <w:bCs/>
+                <w:color w:val="B5762A"/>
+                <w:sz w:val="20"/>
+                <w:szCs w:val="20"/>
+              </w:rPr>
+              <w:t xml:space="preserve">Not made. We measure within-session transfer only, and the record says so</w:t>
+            </w:r>
+          </w:p>
+        </w:tc>
+      </w:tr>
+      <w:tr>
+        <w:tc>
+          <w:tcPr>
+            <w:tcW w:type="dxa" w:w="7400"/>
+            <w:shd w:fill="FFFFFF" w:val="clear"/>
+            <w:tcMar>
+              <w:top w:type="dxa" w:w="100"/>
+              <w:left w:type="dxa" w:w="190"/>
+              <w:bottom w:type="dxa" w:w="100"/>
+              <w:right w:type="dxa" w:w="190"/>
+            </w:tcMar>
+            <w:vAlign w:val="top"/>
+          </w:tcPr>
+          <w:p>
+            <w:pPr>
+              <w:spacing w:after="0" w:before="0" w:line="264"/>
+            </w:pPr>
+            <w:r>
+              <w:rPr>
+                <w:rFonts w:ascii="Calibri" w:cs="Calibri" w:eastAsia="Calibri" w:hAnsi="Calibri"/>
+                <w:color w:val="2A2447"/>
+                <w:sz w:val="20"/>
+                <w:szCs w:val="20"/>
+              </w:rPr>
+              <w:t xml:space="preserve">A field trial with retail investors</w:t>
+            </w:r>
+          </w:p>
+        </w:tc>
+        <w:tc>
+          <w:tcPr>
+            <w:tcW w:type="dxa" w:w="7730"/>
+            <w:shd w:fill="FFFFFF" w:val="clear"/>
+            <w:tcMar>
+              <w:top w:type="dxa" w:w="100"/>
+              <w:left w:type="dxa" w:w="190"/>
+              <w:bottom w:type="dxa" w:w="100"/>
               <w:right w:type="dxa" w:w="190"/>
             </w:tcMar>
             <w:vAlign w:val="top"/>
@@ -3768,12 +4205,12 @@
     </w:tbl>
     <w:p>
       <w:pPr>
-        <w:spacing w:after="180"/>
+        <w:spacing w:after="170"/>
       </w:pPr>
     </w:p>
     <w:p>
       <w:pPr>
-        <w:spacing w:after="220" w:before="0" w:line="264"/>
+        <w:spacing w:after="200" w:before="0" w:line="264"/>
       </w:pPr>
       <w:r>
         <w:rPr>
@@ -3871,7 +4308,7 @@
                 <w:sz w:val="18"/>
                 <w:szCs w:val="18"/>
               </w:rPr>
-              <w:t xml:space="preserve">Bridge into the deep dive: 'and one we did not expect — our own gate blocked our own library.'</w:t>
+              <w:t xml:space="preserve">Bridge into the deep dive: “and one we did not expect — our own gate blocked our own library.”</w:t>
             </w:r>
           </w:p>
         </w:tc>
@@ -3900,7 +4337,7 @@
           <w:sz w:val="17"/>
           <w:szCs w:val="17"/>
         </w:rPr>
-        <w:t xml:space="preserve">SLIDE 6  ·  DEEP DIVE</w:t>
+        <w:t xml:space="preserve">IOSCO SLIDE 7  ·  DEEP DIVE</w:t>
       </w:r>
       <w:r>
         <w:rPr>
@@ -3963,7 +4400,7 @@
           </w:tcPr>
           <w:p>
             <w:pPr>
-              <w:spacing w:after="170" w:before="0" w:line="264"/>
+              <w:spacing w:after="160" w:before="0" w:line="264"/>
             </w:pPr>
             <w:r>
               <w:rPr>
@@ -3993,7 +4430,7 @@
           </w:p>
           <w:p>
             <w:pPr>
-              <w:spacing w:after="130" w:before="0" w:line="264"/>
+              <w:spacing w:after="120" w:before="0" w:line="264"/>
             </w:pPr>
             <w:r>
               <w:rPr>
@@ -4023,7 +4460,7 @@
           </w:p>
           <w:p>
             <w:pPr>
-              <w:spacing w:after="130" w:before="0" w:line="264"/>
+              <w:spacing w:after="120" w:before="0" w:line="264"/>
             </w:pPr>
             <w:r>
               <w:rPr>
@@ -4098,16 +4535,16 @@
             <w:tcW w:type="dxa" w:w="6010"/>
             <w:shd w:fill="1B1733" w:val="clear"/>
             <w:tcMar>
-              <w:top w:type="dxa" w:w="190"/>
-              <w:left w:type="dxa" w:w="190"/>
-              <w:bottom w:type="dxa" w:w="190"/>
-              <w:right w:type="dxa" w:w="190"/>
-            </w:tcMar>
-            <w:vAlign w:val="top"/>
-          </w:tcPr>
-          <w:p>
-            <w:pPr>
-              <w:spacing w:after="130" w:before="0" w:line="264"/>
+              <w:top w:type="dxa" w:w="180"/>
+              <w:left w:type="dxa" w:w="190"/>
+              <w:bottom w:type="dxa" w:w="180"/>
+              <w:right w:type="dxa" w:w="190"/>
+            </w:tcMar>
+            <w:vAlign w:val="top"/>
+          </w:tcPr>
+          <w:p>
+            <w:pPr>
+              <w:spacing w:after="120" w:before="0" w:line="264"/>
             </w:pPr>
             <w:r>
               <w:rPr>
@@ -4127,7 +4564,7 @@
               <w:tabs>
                 <w:tab w:val="right" w:pos="5600"/>
               </w:tabs>
-              <w:spacing w:after="55"/>
+              <w:spacing w:after="52"/>
             </w:pPr>
             <w:r>
               <w:rPr>
@@ -4155,7 +4592,7 @@
               <w:tabs>
                 <w:tab w:val="right" w:pos="5600"/>
               </w:tabs>
-              <w:spacing w:after="55"/>
+              <w:spacing w:after="52"/>
             </w:pPr>
             <w:r>
               <w:rPr>
@@ -4183,7 +4620,7 @@
               <w:tabs>
                 <w:tab w:val="right" w:pos="5600"/>
               </w:tabs>
-              <w:spacing w:after="55"/>
+              <w:spacing w:after="52"/>
             </w:pPr>
             <w:r>
               <w:rPr>
@@ -4211,7 +4648,7 @@
               <w:tabs>
                 <w:tab w:val="right" w:pos="5600"/>
               </w:tabs>
-              <w:spacing w:after="55"/>
+              <w:spacing w:after="52"/>
             </w:pPr>
             <w:r>
               <w:rPr>
@@ -4239,7 +4676,7 @@
               <w:tabs>
                 <w:tab w:val="right" w:pos="5600"/>
               </w:tabs>
-              <w:spacing w:after="55"/>
+              <w:spacing w:after="52"/>
             </w:pPr>
             <w:r>
               <w:rPr>
@@ -4267,7 +4704,7 @@
               <w:tabs>
                 <w:tab w:val="right" w:pos="5600"/>
               </w:tabs>
-              <w:spacing w:after="55"/>
+              <w:spacing w:after="52"/>
             </w:pPr>
             <w:r>
               <w:rPr>
@@ -4295,7 +4732,7 @@
               <w:tabs>
                 <w:tab w:val="right" w:pos="5600"/>
               </w:tabs>
-              <w:spacing w:after="55"/>
+              <w:spacing w:after="52"/>
             </w:pPr>
             <w:r>
               <w:rPr>
@@ -4323,7 +4760,7 @@
               <w:tabs>
                 <w:tab w:val="right" w:pos="5600"/>
               </w:tabs>
-              <w:spacing w:after="55"/>
+              <w:spacing w:after="52"/>
             </w:pPr>
             <w:r>
               <w:rPr>
@@ -4351,7 +4788,7 @@
               <w:tabs>
                 <w:tab w:val="right" w:pos="5600"/>
               </w:tabs>
-              <w:spacing w:after="55"/>
+              <w:spacing w:after="52"/>
             </w:pPr>
             <w:r>
               <w:rPr>
@@ -4379,7 +4816,7 @@
               <w:tabs>
                 <w:tab w:val="right" w:pos="5600"/>
               </w:tabs>
-              <w:spacing w:after="55"/>
+              <w:spacing w:after="52"/>
             </w:pPr>
             <w:r>
               <w:rPr>
@@ -4423,7 +4860,7 @@
     </w:tbl>
     <w:p>
       <w:pPr>
-        <w:spacing w:after="200"/>
+        <w:spacing w:after="190"/>
       </w:pPr>
     </w:p>
     <w:tbl>
@@ -4475,7 +4912,7 @@
     </w:tbl>
     <w:p>
       <w:pPr>
-        <w:spacing w:after="180"/>
+        <w:spacing w:after="170"/>
       </w:pPr>
     </w:p>
     <w:tbl>
@@ -4539,7 +4976,7 @@
           </w:p>
           <w:p>
             <w:pPr>
-              <w:spacing w:after="0" w:before="0" w:line="250"/>
+              <w:spacing w:after="80" w:before="0" w:line="250"/>
             </w:pPr>
             <w:r>
               <w:rPr>
@@ -4548,7 +4985,21 @@
                 <w:sz w:val="18"/>
                 <w:szCs w:val="18"/>
               </w:rPr>
-              <w:t xml:space="preserve">Expect the question: 'who decides what is approved?' Answer: a named human reviewer in a declared role, with the role recorded on the object and the individual's name recorded on the release event. Appendix D has the gate in full.</w:t>
+              <w:t xml:space="preserve">The IOSCO guidance describes this section as a chance to show off outstanding aspects of the solution OR the team's building journey. This story is both: we built the instrument, pointed it at ourselves, and published what it found.</w:t>
+            </w:r>
+          </w:p>
+          <w:p>
+            <w:pPr>
+              <w:spacing w:after="0" w:before="0" w:line="250"/>
+            </w:pPr>
+            <w:r>
+              <w:rPr>
+                <w:rFonts w:ascii="Calibri" w:cs="Calibri" w:eastAsia="Calibri" w:hAnsi="Calibri"/>
+                <w:color w:val="6B6880"/>
+                <w:sz w:val="18"/>
+                <w:szCs w:val="18"/>
+              </w:rPr>
+              <w:t xml:space="preserve">ALTERNATIVE, if the room is less compliance-led than expected: run the ordering story instead — the loop used to end by replacing the digital human with a document, at the exact moment the learner most needed a person, and we rebuilt the ending so the coach says it herself. Same length. Pick one in the 1-2-1, not on the day.</w:t>
             </w:r>
           </w:p>
         </w:tc>
@@ -4577,7 +5028,7 @@
           <w:sz w:val="17"/>
           <w:szCs w:val="17"/>
         </w:rPr>
-        <w:t xml:space="preserve">SLIDE 7  ·  LOOKING TO THE FUTURE</w:t>
+        <w:t xml:space="preserve">IOSCO SLIDE 8  ·  LOOKING TO THE FUTURE</w:t>
       </w:r>
       <w:r>
         <w:rPr>
@@ -4980,7 +5431,7 @@
     </w:tbl>
     <w:p>
       <w:pPr>
-        <w:spacing w:after="240"/>
+        <w:spacing w:after="230"/>
       </w:pPr>
     </w:p>
     <w:tbl>
@@ -5081,12 +5532,39 @@
     </w:p>
     <w:p>
       <w:pPr>
-        <w:spacing w:after="700"/>
+        <w:tabs>
+          <w:tab w:val="right" w:pos="15130"/>
+        </w:tabs>
+        <w:spacing w:after="90"/>
       </w:pPr>
+      <w:r>
+        <w:rPr>
+          <w:rFonts w:ascii="Calibri" w:cs="Calibri" w:eastAsia="Calibri" w:hAnsi="Calibri"/>
+          <w:b/>
+          <w:bCs/>
+          <w:color w:val="5A4A96"/>
+          <w:spacing w:val="30"/>
+          <w:sz w:val="17"/>
+          <w:szCs w:val="17"/>
+        </w:rPr>
+        <w:t xml:space="preserve">IOSCO SLIDE 9  ·  THANK YOU  ·  OPEN THE FLOOR TO Q&amp;A</w:t>
+      </w:r>
+      <w:r>
+        <w:rPr>
+          <w:rFonts w:ascii="Calibri" w:cs="Calibri" w:eastAsia="Calibri" w:hAnsi="Calibri"/>
+          <w:b/>
+          <w:bCs/>
+          <w:color w:val="7C6BC4"/>
+          <w:spacing w:val="30"/>
+          <w:sz w:val="17"/>
+          <w:szCs w:val="17"/>
+        </w:rPr>
+        <w:t xml:space="preserve">	3 MINUTES</w:t>
+      </w:r>
     </w:p>
     <w:p>
       <w:pPr>
-        <w:spacing w:after="100" w:before="0" w:line="264"/>
+        <w:spacing w:after="90" w:before="0" w:line="264"/>
       </w:pPr>
       <w:r>
         <w:rPr>
@@ -5094,15 +5572,15 @@
           <w:b/>
           <w:bCs/>
           <w:color w:val="1B1733"/>
-          <w:sz w:val="46"/>
-          <w:szCs w:val="46"/>
+          <w:sz w:val="40"/>
+          <w:szCs w:val="40"/>
         </w:rPr>
         <w:t xml:space="preserve">We are not asking you to trust the model.</w:t>
       </w:r>
     </w:p>
     <w:p>
       <w:pPr>
-        <w:spacing w:after="400" w:before="0" w:line="264"/>
+        <w:spacing w:after="240" w:before="0" w:line="264"/>
       </w:pPr>
       <w:r>
         <w:rPr>
@@ -5110,65 +5588,115 @@
           <w:b/>
           <w:bCs/>
           <w:color w:val="5A4A96"/>
-          <w:sz w:val="46"/>
-          <w:szCs w:val="46"/>
+          <w:sz w:val="40"/>
+          <w:szCs w:val="40"/>
         </w:rPr>
         <w:t xml:space="preserve">We are showing you the record it is allowed to produce.</w:t>
+      </w:r>
+    </w:p>
+    <w:p>
+      <w:pPr>
+        <w:spacing w:after="170" w:before="0" w:line="264"/>
+      </w:pPr>
+      <w:r>
+        <w:rPr>
+          <w:rFonts w:ascii="Calibri" w:cs="Calibri" w:eastAsia="Calibri" w:hAnsi="Calibri"/>
+          <w:i/>
+          <w:iCs/>
+          <w:color w:val="6B6880"/>
+          <w:sz w:val="20"/>
+          <w:szCs w:val="20"/>
+        </w:rPr>
+        <w:t xml:space="preserve">The six questions this audience actually asks, and the answer to each. Say the two lines above, stop, and take the room.</w:t>
       </w:r>
     </w:p>
     <w:tbl>
       <w:tblPr>
         <w:tblW w:type="dxa" w:w="15130"/>
         <w:tblBorders>
-          <w:top w:val="single" w:color="7C6BC4" w:sz="8"/>
+          <w:top w:val="single" w:color="D5D1E4" w:sz="3"/>
           <w:left w:val="none" w:color="FFFFFF" w:sz="0"/>
-          <w:bottom w:val="none" w:color="FFFFFF" w:sz="0"/>
+          <w:bottom w:val="single" w:color="D5D1E4" w:sz="3"/>
           <w:right w:val="none" w:color="FFFFFF" w:sz="0"/>
-          <w:insideH w:val="none" w:color="FFFFFF" w:sz="0"/>
+          <w:insideH w:val="single" w:color="D5D1E4" w:sz="2"/>
           <w:insideV w:val="none" w:color="FFFFFF" w:sz="0"/>
         </w:tblBorders>
       </w:tblPr>
       <w:tblGrid>
-        <w:gridCol w:w="15130"/>
+        <w:gridCol w:w="5400"/>
+        <w:gridCol w:w="9730"/>
       </w:tblGrid>
       <w:tr>
         <w:tc>
           <w:tcPr>
-            <w:tcW w:type="dxa" w:w="15130"/>
+            <w:tcW w:type="dxa" w:w="5400"/>
+            <w:shd w:fill="F7F5FC" w:val="clear"/>
+            <w:tcMar>
+              <w:top w:type="dxa" w:w="110"/>
+              <w:left w:type="dxa" w:w="190"/>
+              <w:bottom w:type="dxa" w:w="110"/>
+              <w:right w:type="dxa" w:w="190"/>
+            </w:tcMar>
+            <w:vAlign w:val="top"/>
+          </w:tcPr>
+          <w:p>
+            <w:pPr>
+              <w:spacing w:after="0" w:before="0" w:line="264"/>
+            </w:pPr>
+            <w:r>
+              <w:rPr>
+                <w:rFonts w:ascii="Calibri" w:cs="Calibri" w:eastAsia="Calibri" w:hAnsi="Calibri"/>
+                <w:b/>
+                <w:bCs/>
+                <w:color w:val="5A4A96"/>
+                <w:sz w:val="20"/>
+                <w:szCs w:val="20"/>
+              </w:rPr>
+              <w:t xml:space="preserve">“Who decides what is approved?”</w:t>
+            </w:r>
+          </w:p>
+        </w:tc>
+        <w:tc>
+          <w:tcPr>
+            <w:tcW w:type="dxa" w:w="9730"/>
+            <w:shd w:fill="F7F5FC" w:val="clear"/>
+            <w:tcMar>
+              <w:top w:type="dxa" w:w="110"/>
+              <w:left w:type="dxa" w:w="190"/>
+              <w:bottom w:type="dxa" w:w="110"/>
+              <w:right w:type="dxa" w:w="190"/>
+            </w:tcMar>
+            <w:vAlign w:val="top"/>
+          </w:tcPr>
+          <w:p>
+            <w:pPr>
+              <w:spacing w:after="0" w:before="0" w:line="264"/>
+            </w:pPr>
+            <w:r>
+              <w:rPr>
+                <w:rFonts w:ascii="Calibri" w:cs="Calibri" w:eastAsia="Calibri" w:hAnsi="Calibri"/>
+                <w:color w:val="2A2447"/>
+                <w:sz w:val="19"/>
+                <w:szCs w:val="19"/>
+              </w:rPr>
+              <w:t xml:space="preserve">A named human reviewer in a declared role. The role is recorded on the object; the individual's name is recorded on the release event, in an append-only ledger.</w:t>
+            </w:r>
+          </w:p>
+        </w:tc>
+      </w:tr>
+      <w:tr>
+        <w:tc>
+          <w:tcPr>
+            <w:tcW w:type="dxa" w:w="5400"/>
             <w:shd w:fill="FFFFFF" w:val="clear"/>
             <w:tcMar>
-              <w:top w:type="dxa" w:w="200"/>
-              <w:left w:type="dxa" w:w="0"/>
-              <w:bottom w:type="dxa" w:w="0"/>
-              <w:right w:type="dxa" w:w="190"/>
-            </w:tcMar>
-            <w:vAlign w:val="top"/>
-          </w:tcPr>
-          <w:p>
-            <w:pPr>
-              <w:spacing w:after="110" w:before="0" w:line="264"/>
-            </w:pPr>
-            <w:r>
-              <w:rPr>
-                <w:rFonts w:ascii="Calibri" w:cs="Calibri" w:eastAsia="Calibri" w:hAnsi="Calibri"/>
-                <w:b/>
-                <w:bCs/>
-                <w:color w:val="1B1733"/>
-                <w:sz w:val="24"/>
-                <w:szCs w:val="24"/>
-              </w:rPr>
-              <w:t xml:space="preserve">BYOND Asia</w:t>
-            </w:r>
-            <w:r>
-              <w:rPr>
-                <w:rFonts w:ascii="Calibri" w:cs="Calibri" w:eastAsia="Calibri" w:hAnsi="Calibri"/>
-                <w:color w:val="6B6880"/>
-                <w:sz w:val="24"/>
-                <w:szCs w:val="24"/>
-              </w:rPr>
-              <w:t xml:space="preserve">     ·     AUREN powered by HoloMe     ·     IOSCO TechSprint 2026</w:t>
-            </w:r>
-          </w:p>
+              <w:top w:type="dxa" w:w="110"/>
+              <w:left w:type="dxa" w:w="190"/>
+              <w:bottom w:type="dxa" w:w="110"/>
+              <w:right w:type="dxa" w:w="190"/>
+            </w:tcMar>
+            <w:vAlign w:val="top"/>
+          </w:tcPr>
           <w:p>
             <w:pPr>
               <w:spacing w:after="0" w:before="0" w:line="264"/>
@@ -5179,10 +5707,269 @@
                 <w:b/>
                 <w:bCs/>
                 <w:color w:val="5A4A96"/>
-                <w:sz w:val="22"/>
-                <w:szCs w:val="22"/>
-              </w:rPr>
-              <w:t xml:space="preserve">Questions</w:t>
+                <w:sz w:val="20"/>
+                <w:szCs w:val="20"/>
+              </w:rPr>
+              <w:t xml:space="preserve">“How do you know it works?”</w:t>
+            </w:r>
+          </w:p>
+        </w:tc>
+        <w:tc>
+          <w:tcPr>
+            <w:tcW w:type="dxa" w:w="9730"/>
+            <w:shd w:fill="FFFFFF" w:val="clear"/>
+            <w:tcMar>
+              <w:top w:type="dxa" w:w="110"/>
+              <w:left w:type="dxa" w:w="190"/>
+              <w:bottom w:type="dxa" w:w="110"/>
+              <w:right w:type="dxa" w:w="190"/>
+            </w:tcMar>
+            <w:vAlign w:val="top"/>
+          </w:tcPr>
+          <w:p>
+            <w:pPr>
+              <w:spacing w:after="0" w:before="0" w:line="264"/>
+            </w:pPr>
+            <w:r>
+              <w:rPr>
+                <w:rFonts w:ascii="Calibri" w:cs="Calibri" w:eastAsia="Calibri" w:hAnsi="Calibri"/>
+                <w:color w:val="2A2447"/>
+                <w:sz w:val="19"/>
+                <w:szCs w:val="19"/>
+              </w:rPr>
+              <w:t xml:space="preserve">We do not claim that it does, durably. We measure transfer within the session and the record says so in those words. The field trial is the next milestone — do not improve this answer under pressure.</w:t>
+            </w:r>
+          </w:p>
+        </w:tc>
+      </w:tr>
+      <w:tr>
+        <w:tc>
+          <w:tcPr>
+            <w:tcW w:type="dxa" w:w="5400"/>
+            <w:shd w:fill="F7F5FC" w:val="clear"/>
+            <w:tcMar>
+              <w:top w:type="dxa" w:w="110"/>
+              <w:left w:type="dxa" w:w="190"/>
+              <w:bottom w:type="dxa" w:w="110"/>
+              <w:right w:type="dxa" w:w="190"/>
+            </w:tcMar>
+            <w:vAlign w:val="top"/>
+          </w:tcPr>
+          <w:p>
+            <w:pPr>
+              <w:spacing w:after="0" w:before="0" w:line="264"/>
+            </w:pPr>
+            <w:r>
+              <w:rPr>
+                <w:rFonts w:ascii="Calibri" w:cs="Calibri" w:eastAsia="Calibri" w:hAnsi="Calibri"/>
+                <w:b/>
+                <w:bCs/>
+                <w:color w:val="5A4A96"/>
+                <w:sz w:val="20"/>
+                <w:szCs w:val="20"/>
+              </w:rPr>
+              <w:t xml:space="preserve">“What stops it saying something harmful?”</w:t>
+            </w:r>
+          </w:p>
+        </w:tc>
+        <w:tc>
+          <w:tcPr>
+            <w:tcW w:type="dxa" w:w="9730"/>
+            <w:shd w:fill="F7F5FC" w:val="clear"/>
+            <w:tcMar>
+              <w:top w:type="dxa" w:w="110"/>
+              <w:left w:type="dxa" w:w="190"/>
+              <w:bottom w:type="dxa" w:w="110"/>
+              <w:right w:type="dxa" w:w="190"/>
+            </w:tcMar>
+            <w:vAlign w:val="top"/>
+          </w:tcPr>
+          <w:p>
+            <w:pPr>
+              <w:spacing w:after="0" w:before="0" w:line="264"/>
+            </w:pPr>
+            <w:r>
+              <w:rPr>
+                <w:rFonts w:ascii="Calibri" w:cs="Calibri" w:eastAsia="Calibri" w:hAnsi="Calibri"/>
+                <w:color w:val="2A2447"/>
+                <w:sz w:val="19"/>
+                <w:szCs w:val="19"/>
+              </w:rPr>
+              <w:t xml:space="preserve">It can only speak approved strings. The hard boundary is declared and proven in every deployed language before release, and the distress exit cannot be overridden.</w:t>
+            </w:r>
+          </w:p>
+        </w:tc>
+      </w:tr>
+      <w:tr>
+        <w:tc>
+          <w:tcPr>
+            <w:tcW w:type="dxa" w:w="5400"/>
+            <w:shd w:fill="FFFFFF" w:val="clear"/>
+            <w:tcMar>
+              <w:top w:type="dxa" w:w="110"/>
+              <w:left w:type="dxa" w:w="190"/>
+              <w:bottom w:type="dxa" w:w="110"/>
+              <w:right w:type="dxa" w:w="190"/>
+            </w:tcMar>
+            <w:vAlign w:val="top"/>
+          </w:tcPr>
+          <w:p>
+            <w:pPr>
+              <w:spacing w:after="0" w:before="0" w:line="264"/>
+            </w:pPr>
+            <w:r>
+              <w:rPr>
+                <w:rFonts w:ascii="Calibri" w:cs="Calibri" w:eastAsia="Calibri" w:hAnsi="Calibri"/>
+                <w:b/>
+                <w:bCs/>
+                <w:color w:val="5A4A96"/>
+                <w:sz w:val="20"/>
+                <w:szCs w:val="20"/>
+              </w:rPr>
+              <w:t xml:space="preserve">“Isn't this just a chatbot?”</w:t>
+            </w:r>
+          </w:p>
+        </w:tc>
+        <w:tc>
+          <w:tcPr>
+            <w:tcW w:type="dxa" w:w="9730"/>
+            <w:shd w:fill="FFFFFF" w:val="clear"/>
+            <w:tcMar>
+              <w:top w:type="dxa" w:w="110"/>
+              <w:left w:type="dxa" w:w="190"/>
+              <w:bottom w:type="dxa" w:w="110"/>
+              <w:right w:type="dxa" w:w="190"/>
+            </w:tcMar>
+            <w:vAlign w:val="top"/>
+          </w:tcPr>
+          <w:p>
+            <w:pPr>
+              <w:spacing w:after="0" w:before="0" w:line="264"/>
+            </w:pPr>
+            <w:r>
+              <w:rPr>
+                <w:rFonts w:ascii="Calibri" w:cs="Calibri" w:eastAsia="Calibri" w:hAnsi="Calibri"/>
+                <w:color w:val="2A2447"/>
+                <w:sz w:val="19"/>
+                <w:szCs w:val="19"/>
+              </w:rPr>
+              <w:t xml:space="preserve">A chatbot writes its next sentence. This selects its next sentence from a set your compliance team signed. That is the whole difference, and it is enforced in code, not in a prompt.</w:t>
+            </w:r>
+          </w:p>
+        </w:tc>
+      </w:tr>
+      <w:tr>
+        <w:tc>
+          <w:tcPr>
+            <w:tcW w:type="dxa" w:w="5400"/>
+            <w:shd w:fill="F7F5FC" w:val="clear"/>
+            <w:tcMar>
+              <w:top w:type="dxa" w:w="110"/>
+              <w:left w:type="dxa" w:w="190"/>
+              <w:bottom w:type="dxa" w:w="110"/>
+              <w:right w:type="dxa" w:w="190"/>
+            </w:tcMar>
+            <w:vAlign w:val="top"/>
+          </w:tcPr>
+          <w:p>
+            <w:pPr>
+              <w:spacing w:after="0" w:before="0" w:line="264"/>
+            </w:pPr>
+            <w:r>
+              <w:rPr>
+                <w:rFonts w:ascii="Calibri" w:cs="Calibri" w:eastAsia="Calibri" w:hAnsi="Calibri"/>
+                <w:b/>
+                <w:bCs/>
+                <w:color w:val="5A4A96"/>
+                <w:sz w:val="20"/>
+                <w:szCs w:val="20"/>
+              </w:rPr>
+              <w:t xml:space="preserve">“What happens to the investor's data?”</w:t>
+            </w:r>
+          </w:p>
+        </w:tc>
+        <w:tc>
+          <w:tcPr>
+            <w:tcW w:type="dxa" w:w="9730"/>
+            <w:shd w:fill="F7F5FC" w:val="clear"/>
+            <w:tcMar>
+              <w:top w:type="dxa" w:w="110"/>
+              <w:left w:type="dxa" w:w="190"/>
+              <w:bottom w:type="dxa" w:w="110"/>
+              <w:right w:type="dxa" w:w="190"/>
+            </w:tcMar>
+            <w:vAlign w:val="top"/>
+          </w:tcPr>
+          <w:p>
+            <w:pPr>
+              <w:spacing w:after="0" w:before="0" w:line="264"/>
+            </w:pPr>
+            <w:r>
+              <w:rPr>
+                <w:rFonts w:ascii="Calibri" w:cs="Calibri" w:eastAsia="Calibri" w:hAnsi="Calibri"/>
+                <w:color w:val="2A2447"/>
+                <w:sz w:val="19"/>
+                <w:szCs w:val="19"/>
+              </w:rPr>
+              <w:t xml:space="preserve">The record belongs to the investor. The governed knowledge that produced it carries no personal data at all, which is what lets it ship to a regulator's own environment.</w:t>
+            </w:r>
+          </w:p>
+        </w:tc>
+      </w:tr>
+      <w:tr>
+        <w:tc>
+          <w:tcPr>
+            <w:tcW w:type="dxa" w:w="5400"/>
+            <w:shd w:fill="FFFFFF" w:val="clear"/>
+            <w:tcMar>
+              <w:top w:type="dxa" w:w="110"/>
+              <w:left w:type="dxa" w:w="190"/>
+              <w:bottom w:type="dxa" w:w="110"/>
+              <w:right w:type="dxa" w:w="190"/>
+            </w:tcMar>
+            <w:vAlign w:val="top"/>
+          </w:tcPr>
+          <w:p>
+            <w:pPr>
+              <w:spacing w:after="0" w:before="0" w:line="264"/>
+            </w:pPr>
+            <w:r>
+              <w:rPr>
+                <w:rFonts w:ascii="Calibri" w:cs="Calibri" w:eastAsia="Calibri" w:hAnsi="Calibri"/>
+                <w:b/>
+                <w:bCs/>
+                <w:color w:val="5A4A96"/>
+                <w:sz w:val="20"/>
+                <w:szCs w:val="20"/>
+              </w:rPr>
+              <w:t xml:space="preserve">“Why should we trust the score?”</w:t>
+            </w:r>
+          </w:p>
+        </w:tc>
+        <w:tc>
+          <w:tcPr>
+            <w:tcW w:type="dxa" w:w="9730"/>
+            <w:shd w:fill="FFFFFF" w:val="clear"/>
+            <w:tcMar>
+              <w:top w:type="dxa" w:w="110"/>
+              <w:left w:type="dxa" w:w="190"/>
+              <w:bottom w:type="dxa" w:w="110"/>
+              <w:right w:type="dxa" w:w="190"/>
+            </w:tcMar>
+            <w:vAlign w:val="top"/>
+          </w:tcPr>
+          <w:p>
+            <w:pPr>
+              <w:spacing w:after="0" w:before="0" w:line="264"/>
+            </w:pPr>
+            <w:r>
+              <w:rPr>
+                <w:rFonts w:ascii="Calibri" w:cs="Calibri" w:eastAsia="Calibri" w:hAnsi="Calibri"/>
+                <w:color w:val="2A2447"/>
+                <w:sz w:val="19"/>
+                <w:szCs w:val="19"/>
+              </w:rPr>
+              <w:t xml:space="preserve">You shouldn't — the score is the least important thing on the record. The evidence chain underneath it is the product, and every line of it points at something the investor actually said.</w:t>
             </w:r>
           </w:p>
         </w:tc>
@@ -5190,7 +5977,7 @@
     </w:tbl>
     <w:p>
       <w:pPr>
-        <w:spacing w:after="300"/>
+        <w:spacing w:after="180"/>
       </w:pPr>
     </w:p>
     <w:tbl>
@@ -5249,12 +6036,12 @@
                 <w:sz w:val="18"/>
                 <w:szCs w:val="18"/>
               </w:rPr>
-              <w:t xml:space="preserve">Say the two lines. Stop. Do not add a thank-you paragraph.</w:t>
-            </w:r>
-          </w:p>
-          <w:p>
-            <w:pPr>
-              <w:spacing w:after="0" w:before="0" w:line="250"/>
+              <w:t xml:space="preserve">Say the two lines. Stop. Do not add a thank-you paragraph — the slide says it.</w:t>
+            </w:r>
+          </w:p>
+          <w:p>
+            <w:pPr>
+              <w:spacing w:after="80" w:before="0" w:line="250"/>
             </w:pPr>
             <w:r>
               <w:rPr>
@@ -5263,7 +6050,21 @@
                 <w:sz w:val="18"/>
                 <w:szCs w:val="18"/>
               </w:rPr>
-              <w:t xml:space="preserve">Add presenter names and a contact address to this page before you send the deck anywhere.</w:t>
+              <w:t xml:space="preserve">Add presenter names and a contact address to this page before the deck leaves the building.</w:t>
+            </w:r>
+          </w:p>
+          <w:p>
+            <w:pPr>
+              <w:spacing w:after="0" w:before="0" w:line="250"/>
+            </w:pPr>
+            <w:r>
+              <w:rPr>
+                <w:rFonts w:ascii="Calibri" w:cs="Calibri" w:eastAsia="Calibri" w:hAnsi="Calibri"/>
+                <w:color w:val="6B6880"/>
+                <w:sz w:val="18"/>
+                <w:szCs w:val="18"/>
+              </w:rPr>
+              <w:t xml:space="preserve">If a question goes somewhere you cannot answer, say so and name who would answer it. Guessing in front of this room is the one unrecoverable move.</w:t>
             </w:r>
           </w:p>
         </w:tc>
@@ -6362,6 +7163,25 @@
                 <w:ilvl w:val="0"/>
                 <w:numId w:val="2"/>
               </w:numPr>
+              <w:spacing w:after="60" w:line="258"/>
+            </w:pPr>
+            <w:r>
+              <w:rPr>
+                <w:rFonts w:ascii="Calibri" w:cs="Calibri" w:eastAsia="Calibri" w:hAnsi="Calibri"/>
+                <w:color w:val="2A2447"/>
+                <w:sz w:val="20"/>
+                <w:szCs w:val="20"/>
+              </w:rPr>
+              <w:t xml:space="preserve">An element the coach never explained is never credited as coached. Crediting it would overstate the record, and the record is the product.</w:t>
+            </w:r>
+          </w:p>
+          <w:p>
+            <w:pPr>
+              <w:pStyle w:val="ListParagraph"/>
+              <w:numPr>
+                <w:ilvl w:val="0"/>
+                <w:numId w:val="2"/>
+              </w:numPr>
               <w:spacing w:after="0" w:line="258"/>
             </w:pPr>
             <w:r>
@@ -6371,7 +7191,7 @@
                 <w:sz w:val="20"/>
                 <w:szCs w:val="20"/>
               </w:rPr>
-              <w:t xml:space="preserve">An element the coach never explained is never credited as coached. Crediting it would overstate the record, and the record is the product.</w:t>
+              <w:t xml:space="preserve">The spoken debrief is composed from these same fields, never generated — so the coach can say nothing the record cannot substantiate.</w:t>
             </w:r>
           </w:p>
         </w:tc>
@@ -8259,7 +9079,7 @@
           <w:sz w:val="40"/>
           <w:szCs w:val="40"/>
         </w:rPr>
-        <w:t xml:space="preserve">Nine things to settle before you walk in.</w:t>
+        <w:t xml:space="preserve">Ten things to settle before you walk in.</w:t>
       </w:r>
     </w:p>
     <w:tbl>
@@ -8285,9 +9105,9 @@
             <w:tcW w:type="dxa" w:w="700"/>
             <w:shd w:fill="F7F5FC" w:val="clear"/>
             <w:tcMar>
-              <w:top w:type="dxa" w:w="110"/>
-              <w:left w:type="dxa" w:w="190"/>
-              <w:bottom w:type="dxa" w:w="110"/>
+              <w:top w:type="dxa" w:w="100"/>
+              <w:left w:type="dxa" w:w="190"/>
+              <w:bottom w:type="dxa" w:w="100"/>
               <w:right w:type="dxa" w:w="190"/>
             </w:tcMar>
             <w:vAlign w:val="top"/>
@@ -8314,9 +9134,9 @@
             <w:tcW w:type="dxa" w:w="6100"/>
             <w:shd w:fill="F7F5FC" w:val="clear"/>
             <w:tcMar>
-              <w:top w:type="dxa" w:w="110"/>
-              <w:left w:type="dxa" w:w="190"/>
-              <w:bottom w:type="dxa" w:w="110"/>
+              <w:top w:type="dxa" w:w="100"/>
+              <w:left w:type="dxa" w:w="190"/>
+              <w:bottom w:type="dxa" w:w="100"/>
               <w:right w:type="dxa" w:w="190"/>
             </w:tcMar>
             <w:vAlign w:val="top"/>
@@ -8334,7 +9154,7 @@
                 <w:sz w:val="20"/>
                 <w:szCs w:val="20"/>
               </w:rPr>
-              <w:t xml:space="preserve">Decide live demo or recorded</w:t>
+              <w:t xml:space="preserve">Book the FCA 1-2-1 support session</w:t>
             </w:r>
           </w:p>
         </w:tc>
@@ -8343,9 +9163,9 @@
             <w:tcW w:type="dxa" w:w="8330"/>
             <w:shd w:fill="F7F5FC" w:val="clear"/>
             <w:tcMar>
-              <w:top w:type="dxa" w:w="110"/>
-              <w:left w:type="dxa" w:w="190"/>
-              <w:bottom w:type="dxa" w:w="110"/>
+              <w:top w:type="dxa" w:w="100"/>
+              <w:left w:type="dxa" w:w="190"/>
+              <w:bottom w:type="dxa" w:w="100"/>
               <w:right w:type="dxa" w:w="190"/>
             </w:tcMar>
             <w:vAlign w:val="top"/>
@@ -8361,7 +9181,7 @@
                 <w:sz w:val="19"/>
                 <w:szCs w:val="19"/>
               </w:rPr>
-              <w:t xml:space="preserve">Recommendation: recorded, with the live build open in a second window. Two minutes of live speech recognition on conference wi-fi is the highest-variance block in the slot.</w:t>
+              <w:t xml:space="preserve">Sessions run 14–25 September 2026 on Teams and that window is open now. Take it with the people who will actually present, and run the whole thing end to end — the guidance asks you to arrive ready to present even if tweaks are outstanding.</w:t>
             </w:r>
           </w:p>
         </w:tc>
@@ -8372,9 +9192,9 @@
             <w:tcW w:type="dxa" w:w="700"/>
             <w:shd w:fill="FFFFFF" w:val="clear"/>
             <w:tcMar>
-              <w:top w:type="dxa" w:w="110"/>
-              <w:left w:type="dxa" w:w="190"/>
-              <w:bottom w:type="dxa" w:w="110"/>
+              <w:top w:type="dxa" w:w="100"/>
+              <w:left w:type="dxa" w:w="190"/>
+              <w:bottom w:type="dxa" w:w="100"/>
               <w:right w:type="dxa" w:w="190"/>
             </w:tcMar>
             <w:vAlign w:val="top"/>
@@ -8401,9 +9221,9 @@
             <w:tcW w:type="dxa" w:w="6100"/>
             <w:shd w:fill="FFFFFF" w:val="clear"/>
             <w:tcMar>
-              <w:top w:type="dxa" w:w="110"/>
-              <w:left w:type="dxa" w:w="190"/>
-              <w:bottom w:type="dxa" w:w="110"/>
+              <w:top w:type="dxa" w:w="100"/>
+              <w:left w:type="dxa" w:w="190"/>
+              <w:bottom w:type="dxa" w:w="100"/>
               <w:right w:type="dxa" w:w="190"/>
             </w:tcMar>
             <w:vAlign w:val="top"/>
@@ -8421,7 +9241,7 @@
                 <w:sz w:val="20"/>
                 <w:szCs w:val="20"/>
               </w:rPr>
-              <w:t xml:space="preserve">Get Spanish natively reviewed</w:t>
+              <w:t xml:space="preserve">Get the 3 September storytelling briefing</w:t>
             </w:r>
           </w:p>
         </w:tc>
@@ -8430,9 +9250,9 @@
             <w:tcW w:type="dxa" w:w="8330"/>
             <w:shd w:fill="FFFFFF" w:val="clear"/>
             <w:tcMar>
-              <w:top w:type="dxa" w:w="110"/>
-              <w:left w:type="dxa" w:w="190"/>
-              <w:bottom w:type="dxa" w:w="110"/>
+              <w:top w:type="dxa" w:w="100"/>
+              <w:left w:type="dxa" w:w="190"/>
+              <w:bottom w:type="dxa" w:w="100"/>
               <w:right w:type="dxa" w:w="190"/>
             </w:tcMar>
             <w:vAlign w:val="top"/>
@@ -8448,7 +9268,7 @@
                 <w:sz w:val="19"/>
                 <w:szCs w:val="19"/>
               </w:rPr>
-              <w:t xml:space="preserve">It is the host language. A native speaker in the room will hear stiffness in the persona's pressure lines, and those lines have to sound like a real salesperson.</w:t>
+              <w:t xml:space="preserve">The IOSCO pack points at a mentorship briefing on telling your solution's story, held 3 September 2026. If you attended, fold its steer into the Solution summary page. If not, ask the AI Lab for the notes.</w:t>
             </w:r>
           </w:p>
         </w:tc>
@@ -8459,9 +9279,9 @@
             <w:tcW w:type="dxa" w:w="700"/>
             <w:shd w:fill="F7F5FC" w:val="clear"/>
             <w:tcMar>
-              <w:top w:type="dxa" w:w="110"/>
-              <w:left w:type="dxa" w:w="190"/>
-              <w:bottom w:type="dxa" w:w="110"/>
+              <w:top w:type="dxa" w:w="100"/>
+              <w:left w:type="dxa" w:w="190"/>
+              <w:bottom w:type="dxa" w:w="100"/>
               <w:right w:type="dxa" w:w="190"/>
             </w:tcMar>
             <w:vAlign w:val="top"/>
@@ -8488,9 +9308,9 @@
             <w:tcW w:type="dxa" w:w="6100"/>
             <w:shd w:fill="F7F5FC" w:val="clear"/>
             <w:tcMar>
-              <w:top w:type="dxa" w:w="110"/>
-              <w:left w:type="dxa" w:w="190"/>
-              <w:bottom w:type="dxa" w:w="110"/>
+              <w:top w:type="dxa" w:w="100"/>
+              <w:left w:type="dxa" w:w="190"/>
+              <w:bottom w:type="dxa" w:w="100"/>
               <w:right w:type="dxa" w:w="190"/>
             </w:tcMar>
             <w:vAlign w:val="top"/>
@@ -8508,7 +9328,7 @@
                 <w:sz w:val="20"/>
                 <w:szCs w:val="20"/>
               </w:rPr>
-              <w:t xml:space="preserve">Add your loss statistic, or leave it out</w:t>
+              <w:t xml:space="preserve">Decide live demo or recorded</w:t>
             </w:r>
           </w:p>
         </w:tc>
@@ -8517,9 +9337,9 @@
             <w:tcW w:type="dxa" w:w="8330"/>
             <w:shd w:fill="F7F5FC" w:val="clear"/>
             <w:tcMar>
-              <w:top w:type="dxa" w:w="110"/>
-              <w:left w:type="dxa" w:w="190"/>
-              <w:bottom w:type="dxa" w:w="110"/>
+              <w:top w:type="dxa" w:w="100"/>
+              <w:left w:type="dxa" w:w="190"/>
+              <w:bottom w:type="dxa" w:w="100"/>
               <w:right w:type="dxa" w:w="190"/>
             </w:tcMar>
             <w:vAlign w:val="top"/>
@@ -8535,7 +9355,7 @@
                 <w:sz w:val="19"/>
                 <w:szCs w:val="19"/>
               </w:rPr>
-              <w:t xml:space="preserve">Only with a citation. An unattributed number in front of regulators costs more than it buys.</w:t>
+              <w:t xml:space="preserve">Recommendation: recorded, with the live build open in a second window. Two minutes of live speech recognition on conference wi-fi is the highest-variance block in the slot.</w:t>
             </w:r>
           </w:p>
         </w:tc>
@@ -8546,9 +9366,9 @@
             <w:tcW w:type="dxa" w:w="700"/>
             <w:shd w:fill="FFFFFF" w:val="clear"/>
             <w:tcMar>
-              <w:top w:type="dxa" w:w="110"/>
-              <w:left w:type="dxa" w:w="190"/>
-              <w:bottom w:type="dxa" w:w="110"/>
+              <w:top w:type="dxa" w:w="100"/>
+              <w:left w:type="dxa" w:w="190"/>
+              <w:bottom w:type="dxa" w:w="100"/>
               <w:right w:type="dxa" w:w="190"/>
             </w:tcMar>
             <w:vAlign w:val="top"/>
@@ -8575,9 +9395,9 @@
             <w:tcW w:type="dxa" w:w="6100"/>
             <w:shd w:fill="FFFFFF" w:val="clear"/>
             <w:tcMar>
-              <w:top w:type="dxa" w:w="110"/>
-              <w:left w:type="dxa" w:w="190"/>
-              <w:bottom w:type="dxa" w:w="110"/>
+              <w:top w:type="dxa" w:w="100"/>
+              <w:left w:type="dxa" w:w="190"/>
+              <w:bottom w:type="dxa" w:w="100"/>
               <w:right w:type="dxa" w:w="190"/>
             </w:tcMar>
             <w:vAlign w:val="top"/>
@@ -8595,7 +9415,7 @@
                 <w:sz w:val="20"/>
                 <w:szCs w:val="20"/>
               </w:rPr>
-              <w:t xml:space="preserve">Write the programme-engagement line</w:t>
+              <w:t xml:space="preserve">Get Spanish natively reviewed</w:t>
             </w:r>
           </w:p>
         </w:tc>
@@ -8604,9 +9424,9 @@
             <w:tcW w:type="dxa" w:w="8330"/>
             <w:shd w:fill="FFFFFF" w:val="clear"/>
             <w:tcMar>
-              <w:top w:type="dxa" w:w="110"/>
-              <w:left w:type="dxa" w:w="190"/>
-              <w:bottom w:type="dxa" w:w="110"/>
+              <w:top w:type="dxa" w:w="100"/>
+              <w:left w:type="dxa" w:w="190"/>
+              <w:bottom w:type="dxa" w:w="100"/>
               <w:right w:type="dxa" w:w="190"/>
             </w:tcMar>
             <w:vAlign w:val="top"/>
@@ -8622,7 +9442,7 @@
                 <w:sz w:val="19"/>
                 <w:szCs w:val="19"/>
               </w:rPr>
-              <w:t xml:space="preserve">The FCA asks you to explain what you drew from the TechSprint programme — data, tools, support — without assuming prior knowledge. One sentence, on slide 2 or 3.</w:t>
+              <w:t xml:space="preserve">A native speaker in the room will hear stiffness in the persona's pressure lines, and those lines have to sound like a real salesperson or the whole authentic-pressure doctrine reads as translation.</w:t>
             </w:r>
           </w:p>
         </w:tc>
@@ -8633,9 +9453,9 @@
             <w:tcW w:type="dxa" w:w="700"/>
             <w:shd w:fill="F7F5FC" w:val="clear"/>
             <w:tcMar>
-              <w:top w:type="dxa" w:w="110"/>
-              <w:left w:type="dxa" w:w="190"/>
-              <w:bottom w:type="dxa" w:w="110"/>
+              <w:top w:type="dxa" w:w="100"/>
+              <w:left w:type="dxa" w:w="190"/>
+              <w:bottom w:type="dxa" w:w="100"/>
               <w:right w:type="dxa" w:w="190"/>
             </w:tcMar>
             <w:vAlign w:val="top"/>
@@ -8662,9 +9482,9 @@
             <w:tcW w:type="dxa" w:w="6100"/>
             <w:shd w:fill="F7F5FC" w:val="clear"/>
             <w:tcMar>
-              <w:top w:type="dxa" w:w="110"/>
-              <w:left w:type="dxa" w:w="190"/>
-              <w:bottom w:type="dxa" w:w="110"/>
+              <w:top w:type="dxa" w:w="100"/>
+              <w:left w:type="dxa" w:w="190"/>
+              <w:bottom w:type="dxa" w:w="100"/>
               <w:right w:type="dxa" w:w="190"/>
             </w:tcMar>
             <w:vAlign w:val="top"/>
@@ -8682,7 +9502,7 @@
                 <w:sz w:val="20"/>
                 <w:szCs w:val="20"/>
               </w:rPr>
-              <w:t xml:space="preserve">Add presenter names and contact</w:t>
+              <w:t xml:space="preserve">Add your loss statistic, or leave it out</w:t>
             </w:r>
           </w:p>
         </w:tc>
@@ -8691,9 +9511,9 @@
             <w:tcW w:type="dxa" w:w="8330"/>
             <w:shd w:fill="F7F5FC" w:val="clear"/>
             <w:tcMar>
-              <w:top w:type="dxa" w:w="110"/>
-              <w:left w:type="dxa" w:w="190"/>
-              <w:bottom w:type="dxa" w:w="110"/>
+              <w:top w:type="dxa" w:w="100"/>
+              <w:left w:type="dxa" w:w="190"/>
+              <w:bottom w:type="dxa" w:w="100"/>
               <w:right w:type="dxa" w:w="190"/>
             </w:tcMar>
             <w:vAlign w:val="top"/>
@@ -8709,7 +9529,7 @@
                 <w:sz w:val="19"/>
                 <w:szCs w:val="19"/>
               </w:rPr>
-              <w:t xml:space="preserve">Closing page. Confirm how BYOND Asia and HoloMe are named against your own brand rules before it leaves the building.</w:t>
+              <w:t xml:space="preserve">Only with a citation. An unattributed number in front of regulators costs more than it buys.</w:t>
             </w:r>
           </w:p>
         </w:tc>
@@ -8720,9 +9540,9 @@
             <w:tcW w:type="dxa" w:w="700"/>
             <w:shd w:fill="FFFFFF" w:val="clear"/>
             <w:tcMar>
-              <w:top w:type="dxa" w:w="110"/>
-              <w:left w:type="dxa" w:w="190"/>
-              <w:bottom w:type="dxa" w:w="110"/>
+              <w:top w:type="dxa" w:w="100"/>
+              <w:left w:type="dxa" w:w="190"/>
+              <w:bottom w:type="dxa" w:w="100"/>
               <w:right w:type="dxa" w:w="190"/>
             </w:tcMar>
             <w:vAlign w:val="top"/>
@@ -8749,9 +9569,9 @@
             <w:tcW w:type="dxa" w:w="6100"/>
             <w:shd w:fill="FFFFFF" w:val="clear"/>
             <w:tcMar>
-              <w:top w:type="dxa" w:w="110"/>
-              <w:left w:type="dxa" w:w="190"/>
-              <w:bottom w:type="dxa" w:w="110"/>
+              <w:top w:type="dxa" w:w="100"/>
+              <w:left w:type="dxa" w:w="190"/>
+              <w:bottom w:type="dxa" w:w="100"/>
               <w:right w:type="dxa" w:w="190"/>
             </w:tcMar>
             <w:vAlign w:val="top"/>
@@ -8769,7 +9589,7 @@
                 <w:sz w:val="20"/>
                 <w:szCs w:val="20"/>
               </w:rPr>
-              <w:t xml:space="preserve">Rehearse to 6:45, not 7:00</w:t>
+              <w:t xml:space="preserve">Write the programme-engagement line</w:t>
             </w:r>
           </w:p>
         </w:tc>
@@ -8778,9 +9598,9 @@
             <w:tcW w:type="dxa" w:w="8330"/>
             <w:shd w:fill="FFFFFF" w:val="clear"/>
             <w:tcMar>
-              <w:top w:type="dxa" w:w="110"/>
-              <w:left w:type="dxa" w:w="190"/>
-              <w:bottom w:type="dxa" w:w="110"/>
+              <w:top w:type="dxa" w:w="100"/>
+              <w:left w:type="dxa" w:w="190"/>
+              <w:bottom w:type="dxa" w:w="100"/>
               <w:right w:type="dxa" w:w="190"/>
             </w:tcMar>
             <w:vAlign w:val="top"/>
@@ -8796,7 +9616,7 @@
                 <w:sz w:val="19"/>
                 <w:szCs w:val="19"/>
               </w:rPr>
-              <w:t xml:space="preserve">Finishing early reads as control. Overrunning reads as a team that did not rehearse, and they will cut you off.</w:t>
+              <w:t xml:space="preserve">The FCA asks you to explain what you drew from the TechSprint programme — data, tools, support — without assuming prior knowledge. One sentence, on Solution summary or Solution detail. This is the only real gap left in this document.</w:t>
             </w:r>
           </w:p>
         </w:tc>
@@ -8807,9 +9627,9 @@
             <w:tcW w:type="dxa" w:w="700"/>
             <w:shd w:fill="F7F5FC" w:val="clear"/>
             <w:tcMar>
-              <w:top w:type="dxa" w:w="110"/>
-              <w:left w:type="dxa" w:w="190"/>
-              <w:bottom w:type="dxa" w:w="110"/>
+              <w:top w:type="dxa" w:w="100"/>
+              <w:left w:type="dxa" w:w="190"/>
+              <w:bottom w:type="dxa" w:w="100"/>
               <w:right w:type="dxa" w:w="190"/>
             </w:tcMar>
             <w:vAlign w:val="top"/>
@@ -8836,9 +9656,9 @@
             <w:tcW w:type="dxa" w:w="6100"/>
             <w:shd w:fill="F7F5FC" w:val="clear"/>
             <w:tcMar>
-              <w:top w:type="dxa" w:w="110"/>
-              <w:left w:type="dxa" w:w="190"/>
-              <w:bottom w:type="dxa" w:w="110"/>
+              <w:top w:type="dxa" w:w="100"/>
+              <w:left w:type="dxa" w:w="190"/>
+              <w:bottom w:type="dxa" w:w="100"/>
               <w:right w:type="dxa" w:w="190"/>
             </w:tcMar>
             <w:vAlign w:val="top"/>
@@ -8856,7 +9676,7 @@
                 <w:sz w:val="20"/>
                 <w:szCs w:val="20"/>
               </w:rPr>
-              <w:t xml:space="preserve">Rehearse the demo separately, five times</w:t>
+              <w:t xml:space="preserve">Add presenter names and contact</w:t>
             </w:r>
           </w:p>
         </w:tc>
@@ -8865,9 +9685,9 @@
             <w:tcW w:type="dxa" w:w="8330"/>
             <w:shd w:fill="F7F5FC" w:val="clear"/>
             <w:tcMar>
-              <w:top w:type="dxa" w:w="110"/>
-              <w:left w:type="dxa" w:w="190"/>
-              <w:bottom w:type="dxa" w:w="110"/>
+              <w:top w:type="dxa" w:w="100"/>
+              <w:left w:type="dxa" w:w="190"/>
+              <w:bottom w:type="dxa" w:w="100"/>
               <w:right w:type="dxa" w:w="190"/>
             </w:tcMar>
             <w:vAlign w:val="top"/>
@@ -8883,7 +9703,7 @@
                 <w:sz w:val="19"/>
                 <w:szCs w:val="19"/>
               </w:rPr>
-              <w:t xml:space="preserve">It is 29% of your total time. Everything else can be recovered from; a broken demo cannot.</w:t>
+              <w:t xml:space="preserve">Closing page. Confirm how BYOND Asia and HoloMe are named against your own brand rules before it leaves the building.</w:t>
             </w:r>
           </w:p>
         </w:tc>
@@ -8894,9 +9714,9 @@
             <w:tcW w:type="dxa" w:w="700"/>
             <w:shd w:fill="FFFFFF" w:val="clear"/>
             <w:tcMar>
-              <w:top w:type="dxa" w:w="110"/>
-              <w:left w:type="dxa" w:w="190"/>
-              <w:bottom w:type="dxa" w:w="110"/>
+              <w:top w:type="dxa" w:w="100"/>
+              <w:left w:type="dxa" w:w="190"/>
+              <w:bottom w:type="dxa" w:w="100"/>
               <w:right w:type="dxa" w:w="190"/>
             </w:tcMar>
             <w:vAlign w:val="top"/>
@@ -8923,9 +9743,9 @@
             <w:tcW w:type="dxa" w:w="6100"/>
             <w:shd w:fill="FFFFFF" w:val="clear"/>
             <w:tcMar>
-              <w:top w:type="dxa" w:w="110"/>
-              <w:left w:type="dxa" w:w="190"/>
-              <w:bottom w:type="dxa" w:w="110"/>
+              <w:top w:type="dxa" w:w="100"/>
+              <w:left w:type="dxa" w:w="190"/>
+              <w:bottom w:type="dxa" w:w="100"/>
               <w:right w:type="dxa" w:w="190"/>
             </w:tcMar>
             <w:vAlign w:val="top"/>
@@ -8943,7 +9763,7 @@
                 <w:sz w:val="20"/>
                 <w:szCs w:val="20"/>
               </w:rPr>
-              <w:t xml:space="preserve">Prepare the two hard questions</w:t>
+              <w:t xml:space="preserve">Rehearse to 6:45, not 7:00</w:t>
             </w:r>
           </w:p>
         </w:tc>
@@ -8952,9 +9772,9 @@
             <w:tcW w:type="dxa" w:w="8330"/>
             <w:shd w:fill="FFFFFF" w:val="clear"/>
             <w:tcMar>
-              <w:top w:type="dxa" w:w="110"/>
-              <w:left w:type="dxa" w:w="190"/>
-              <w:bottom w:type="dxa" w:w="110"/>
+              <w:top w:type="dxa" w:w="100"/>
+              <w:left w:type="dxa" w:w="190"/>
+              <w:bottom w:type="dxa" w:w="100"/>
               <w:right w:type="dxa" w:w="190"/>
             </w:tcMar>
             <w:vAlign w:val="top"/>
@@ -8970,7 +9790,7 @@
                 <w:sz w:val="19"/>
                 <w:szCs w:val="19"/>
               </w:rPr>
-              <w:t xml:space="preserve">'Who decides what is approved?' and 'How do you know it works?' The honest answer to the second is on the evaluation slide — do not improve it under pressure.</w:t>
+              <w:t xml:space="preserve">Finishing early reads as control. Overrunning reads as a team that did not rehearse, and they will cut you off.</w:t>
             </w:r>
           </w:p>
         </w:tc>
@@ -8981,9 +9801,9 @@
             <w:tcW w:type="dxa" w:w="700"/>
             <w:shd w:fill="F7F5FC" w:val="clear"/>
             <w:tcMar>
-              <w:top w:type="dxa" w:w="110"/>
-              <w:left w:type="dxa" w:w="190"/>
-              <w:bottom w:type="dxa" w:w="110"/>
+              <w:top w:type="dxa" w:w="100"/>
+              <w:left w:type="dxa" w:w="190"/>
+              <w:bottom w:type="dxa" w:w="100"/>
               <w:right w:type="dxa" w:w="190"/>
             </w:tcMar>
             <w:vAlign w:val="top"/>
@@ -9010,9 +9830,9 @@
             <w:tcW w:type="dxa" w:w="6100"/>
             <w:shd w:fill="F7F5FC" w:val="clear"/>
             <w:tcMar>
-              <w:top w:type="dxa" w:w="110"/>
-              <w:left w:type="dxa" w:w="190"/>
-              <w:bottom w:type="dxa" w:w="110"/>
+              <w:top w:type="dxa" w:w="100"/>
+              <w:left w:type="dxa" w:w="190"/>
+              <w:bottom w:type="dxa" w:w="100"/>
               <w:right w:type="dxa" w:w="190"/>
             </w:tcMar>
             <w:vAlign w:val="top"/>
@@ -9030,7 +9850,7 @@
                 <w:sz w:val="20"/>
                 <w:szCs w:val="20"/>
               </w:rPr>
-              <w:t xml:space="preserve">Book the FCA support session</w:t>
+              <w:t xml:space="preserve">Rehearse the demo separately, five times</w:t>
             </w:r>
           </w:p>
         </w:tc>
@@ -9039,9 +9859,9 @@
             <w:tcW w:type="dxa" w:w="8330"/>
             <w:shd w:fill="F7F5FC" w:val="clear"/>
             <w:tcMar>
-              <w:top w:type="dxa" w:w="110"/>
-              <w:left w:type="dxa" w:w="190"/>
-              <w:bottom w:type="dxa" w:w="110"/>
+              <w:top w:type="dxa" w:w="100"/>
+              <w:left w:type="dxa" w:w="190"/>
+              <w:bottom w:type="dxa" w:w="100"/>
               <w:right w:type="dxa" w:w="190"/>
             </w:tcMar>
             <w:vAlign w:val="top"/>
@@ -9057,7 +9877,94 @@
                 <w:sz w:val="19"/>
                 <w:szCs w:val="19"/>
               </w:rPr>
-              <w:t xml:space="preserve">Sessions run 14–25 September on Teams. Take the run-through with the presenters who will actually present.</w:t>
+              <w:t xml:space="preserve">It is 29% of your total time. Everything else can be recovered from; a broken demo cannot.</w:t>
+            </w:r>
+          </w:p>
+        </w:tc>
+      </w:tr>
+      <w:tr>
+        <w:tc>
+          <w:tcPr>
+            <w:tcW w:type="dxa" w:w="700"/>
+            <w:shd w:fill="FFFFFF" w:val="clear"/>
+            <w:tcMar>
+              <w:top w:type="dxa" w:w="100"/>
+              <w:left w:type="dxa" w:w="190"/>
+              <w:bottom w:type="dxa" w:w="100"/>
+              <w:right w:type="dxa" w:w="190"/>
+            </w:tcMar>
+            <w:vAlign w:val="top"/>
+          </w:tcPr>
+          <w:p>
+            <w:pPr>
+              <w:spacing w:after="0" w:before="0" w:line="264"/>
+            </w:pPr>
+            <w:r>
+              <w:rPr>
+                <w:rFonts w:ascii="Calibri" w:cs="Calibri" w:eastAsia="Calibri" w:hAnsi="Calibri"/>
+                <w:b/>
+                <w:bCs/>
+                <w:color w:val="7C6BC4"/>
+                <w:sz w:val="20"/>
+                <w:szCs w:val="20"/>
+              </w:rPr>
+              <w:t xml:space="preserve">10</w:t>
+            </w:r>
+          </w:p>
+        </w:tc>
+        <w:tc>
+          <w:tcPr>
+            <w:tcW w:type="dxa" w:w="6100"/>
+            <w:shd w:fill="FFFFFF" w:val="clear"/>
+            <w:tcMar>
+              <w:top w:type="dxa" w:w="100"/>
+              <w:left w:type="dxa" w:w="190"/>
+              <w:bottom w:type="dxa" w:w="100"/>
+              <w:right w:type="dxa" w:w="190"/>
+            </w:tcMar>
+            <w:vAlign w:val="top"/>
+          </w:tcPr>
+          <w:p>
+            <w:pPr>
+              <w:spacing w:after="0" w:before="0" w:line="264"/>
+            </w:pPr>
+            <w:r>
+              <w:rPr>
+                <w:rFonts w:ascii="Calibri" w:cs="Calibri" w:eastAsia="Calibri" w:hAnsi="Calibri"/>
+                <w:b/>
+                <w:bCs/>
+                <w:color w:val="1B1733"/>
+                <w:sz w:val="20"/>
+                <w:szCs w:val="20"/>
+              </w:rPr>
+              <w:t xml:space="preserve">Pick your deep dive in the 1-2-1</w:t>
+            </w:r>
+          </w:p>
+        </w:tc>
+        <w:tc>
+          <w:tcPr>
+            <w:tcW w:type="dxa" w:w="8330"/>
+            <w:shd w:fill="FFFFFF" w:val="clear"/>
+            <w:tcMar>
+              <w:top w:type="dxa" w:w="100"/>
+              <w:left w:type="dxa" w:w="190"/>
+              <w:bottom w:type="dxa" w:w="100"/>
+              <w:right w:type="dxa" w:w="190"/>
+            </w:tcMar>
+            <w:vAlign w:val="top"/>
+          </w:tcPr>
+          <w:p>
+            <w:pPr>
+              <w:spacing w:after="0" w:before="0" w:line="264"/>
+            </w:pPr>
+            <w:r>
+              <w:rPr>
+                <w:rFonts w:ascii="Calibri" w:cs="Calibri" w:eastAsia="Calibri" w:hAnsi="Calibri"/>
+                <w:color w:val="2A2447"/>
+                <w:sz w:val="19"/>
+                <w:szCs w:val="19"/>
+              </w:rPr>
+              <w:t xml:space="preserve">Two candidates are written: the gate that blocked us, and the ending we rebuilt so the coach speaks the assessment. Decide with the AI Lab's read of the room, not on the day.</w:t>
             </w:r>
           </w:p>
         </w:tc>
